--- a/Parcial 1/Guias/RF1/01_Guia_PlantUML_CU_Analisis_TeKMess_V1.0.docx
+++ b/Parcial 1/Guias/RF1/01_Guia_PlantUML_CU_Analisis_TeKMess_V1.0.docx
@@ -38,7 +38,6 @@
           <w:lang w:val="es-EC"/>
         </w:rPr>
       </w:pPr>
-      <w:proofErr w:type="spellStart"/>
       <w:r>
         <w:rPr>
           <w:b/>
@@ -48,7 +47,6 @@
         </w:rPr>
         <w:t>TekMess</w:t>
       </w:r>
-      <w:proofErr w:type="spellEnd"/>
     </w:p>
     <w:p>
       <w:pPr>
@@ -89,43 +87,7 @@
         <w:rPr>
           <w:lang w:val="es-EC"/>
         </w:rPr>
-        <w:t xml:space="preserve">Proyecto: </w:t>
-      </w:r>
-      <w:proofErr w:type="spellStart"/>
-      <w:r>
-        <w:rPr>
-          <w:lang w:val="es-EC"/>
-        </w:rPr>
-        <w:t>TeKMess</w:t>
-      </w:r>
-      <w:proofErr w:type="spellEnd"/>
-    </w:p>
-    <w:p>
-      <w:pPr>
-        <w:spacing w:after="120" w:line="252" w:lineRule="auto"/>
-        <w:rPr>
-          <w:lang w:val="es-EC"/>
-        </w:rPr>
-      </w:pPr>
-      <w:r>
-        <w:rPr>
-          <w:lang w:val="es-EC"/>
-        </w:rPr>
-        <w:t xml:space="preserve">El propósito de este desarrollo es orientar la transición desde los Requisitos Funcionales (RF) definidos en la ERS del sistema </w:t>
-      </w:r>
-      <w:proofErr w:type="spellStart"/>
-      <w:r>
-        <w:rPr>
-          <w:lang w:val="es-EC"/>
-        </w:rPr>
-        <w:t>TekMess</w:t>
-      </w:r>
-      <w:proofErr w:type="spellEnd"/>
-      <w:r>
-        <w:rPr>
-          <w:lang w:val="es-EC"/>
-        </w:rPr>
-        <w:t>, hacia un Modelo de uso de análisis, que sea claro, trazable y verificable.</w:t>
+        <w:t>Proyecto: TeKMess</w:t>
       </w:r>
     </w:p>
     <w:p>
@@ -139,16 +101,22 @@
         <w:rPr>
           <w:lang w:val="es-EC"/>
         </w:rPr>
-        <w:t xml:space="preserve">Mediante este proceso se busca garantizar que cada funcionalidad se encuentre representado por un caso de uso especifico, en donde se definirá de manera clara que actor interactúa con cada proceso del negocio, sentando las bases y con una estandarización de lenguaje de modelado UML con el cual asegurar que el diseño sea consistente, profesional y fácil de actualizar ante cualquier cambio en los requisitos operativos de </w:t>
+        <w:t>El propósito de este desarrollo es orientar la transición desde los Requisitos Funcionales (RF) definidos en la ERS del sistema TekMess, hacia un Modelo de uso de análisis, que sea claro, trazable y verificable.</w:t>
       </w:r>
-      <w:proofErr w:type="spellStart"/>
+    </w:p>
+    <w:p>
+      <w:pPr>
+        <w:spacing w:after="120" w:line="252" w:lineRule="auto"/>
+        <w:rPr>
+          <w:lang w:val="es-EC"/>
+        </w:rPr>
+      </w:pPr>
       <w:r>
         <w:rPr>
           <w:lang w:val="es-EC"/>
         </w:rPr>
-        <w:t>TeKMess</w:t>
+        <w:t>Mediante este proceso se busca garantizar que cada funcionalidad se encuentre representado por un caso de uso especifico, en donde se definirá de manera clara que actor interactúa con cada proceso del negocio, sentando las bases y con una estandarización de lenguaje de modelado UML con el cual asegurar que el diseño sea consistente, profesional y fácil de actualizar ante cualquier cambio en los requisitos operativos de TeKMess</w:t>
       </w:r>
-      <w:proofErr w:type="spellEnd"/>
     </w:p>
     <w:p>
       <w:pPr>
@@ -192,7 +160,6 @@
             <w:pPr>
               <w:spacing w:after="40"/>
             </w:pPr>
-            <w:proofErr w:type="spellStart"/>
             <w:r>
               <w:rPr>
                 <w:b/>
@@ -201,7 +168,6 @@
               </w:rPr>
               <w:t>Momento</w:t>
             </w:r>
-            <w:proofErr w:type="spellEnd"/>
           </w:p>
         </w:tc>
         <w:tc>
@@ -213,34 +179,14 @@
             <w:pPr>
               <w:spacing w:after="40"/>
             </w:pPr>
-            <w:proofErr w:type="spellStart"/>
             <w:r>
               <w:rPr>
                 <w:b/>
                 <w:color w:val="FFFFFF"/>
                 <w:sz w:val="18"/>
               </w:rPr>
-              <w:t>Pregunta</w:t>
-            </w:r>
-            <w:proofErr w:type="spellEnd"/>
-            <w:r>
-              <w:rPr>
-                <w:b/>
-                <w:color w:val="FFFFFF"/>
-                <w:sz w:val="18"/>
-              </w:rPr>
-              <w:t xml:space="preserve"> </w:t>
-            </w:r>
-            <w:proofErr w:type="spellStart"/>
-            <w:r>
-              <w:rPr>
-                <w:b/>
-                <w:color w:val="FFFFFF"/>
-                <w:sz w:val="18"/>
-              </w:rPr>
-              <w:t>guía</w:t>
-            </w:r>
-            <w:proofErr w:type="spellEnd"/>
+              <w:t>Pregunta guía</w:t>
+            </w:r>
           </w:p>
         </w:tc>
         <w:tc>
@@ -252,34 +198,14 @@
             <w:pPr>
               <w:spacing w:after="40"/>
             </w:pPr>
-            <w:proofErr w:type="spellStart"/>
             <w:r>
               <w:rPr>
                 <w:b/>
                 <w:color w:val="FFFFFF"/>
                 <w:sz w:val="18"/>
               </w:rPr>
-              <w:t>Producto</w:t>
-            </w:r>
-            <w:proofErr w:type="spellEnd"/>
-            <w:r>
-              <w:rPr>
-                <w:b/>
-                <w:color w:val="FFFFFF"/>
-                <w:sz w:val="18"/>
-              </w:rPr>
-              <w:t xml:space="preserve"> </w:t>
-            </w:r>
-            <w:proofErr w:type="spellStart"/>
-            <w:r>
-              <w:rPr>
-                <w:b/>
-                <w:color w:val="FFFFFF"/>
-                <w:sz w:val="18"/>
-              </w:rPr>
-              <w:t>esperado</w:t>
-            </w:r>
-            <w:proofErr w:type="spellEnd"/>
+              <w:t>Producto esperado</w:t>
+            </w:r>
           </w:p>
         </w:tc>
         <w:tc>
@@ -330,44 +256,8 @@
               <w:rPr>
                 <w:sz w:val="18"/>
               </w:rPr>
-              <w:t xml:space="preserve"> - </w:t>
-            </w:r>
-            <w:proofErr w:type="spellStart"/>
-            <w:r>
-              <w:rPr>
-                <w:sz w:val="18"/>
-              </w:rPr>
-              <w:t>Análisis</w:t>
-            </w:r>
-            <w:proofErr w:type="spellEnd"/>
-            <w:r>
-              <w:rPr>
-                <w:sz w:val="18"/>
-              </w:rPr>
-              <w:t xml:space="preserve"> </w:t>
-            </w:r>
-            <w:proofErr w:type="spellStart"/>
-            <w:r>
-              <w:rPr>
-                <w:sz w:val="18"/>
-              </w:rPr>
-              <w:t>funcional</w:t>
-            </w:r>
-            <w:proofErr w:type="spellEnd"/>
-            <w:r>
-              <w:rPr>
-                <w:sz w:val="18"/>
-              </w:rPr>
-              <w:t xml:space="preserve"> </w:t>
-            </w:r>
-            <w:proofErr w:type="spellStart"/>
-            <w:r>
-              <w:rPr>
-                <w:sz w:val="18"/>
-              </w:rPr>
-              <w:t>inicial</w:t>
-            </w:r>
-            <w:proofErr w:type="spellEnd"/>
+              <w:t xml:space="preserve"> - Análisis funcional inicial</w:t>
+            </w:r>
           </w:p>
         </w:tc>
         <w:tc>
@@ -406,23 +296,7 @@
                 <w:sz w:val="18"/>
                 <w:lang w:val="es-EC"/>
               </w:rPr>
-              <w:t xml:space="preserve">Diagrama de casos de uso en </w:t>
-            </w:r>
-            <w:proofErr w:type="spellStart"/>
-            <w:r>
-              <w:rPr>
-                <w:sz w:val="18"/>
-                <w:lang w:val="es-EC"/>
-              </w:rPr>
-              <w:t>PlantUML</w:t>
-            </w:r>
-            <w:proofErr w:type="spellEnd"/>
-            <w:r>
-              <w:rPr>
-                <w:sz w:val="18"/>
-                <w:lang w:val="es-EC"/>
-              </w:rPr>
-              <w:t xml:space="preserve"> y </w:t>
+              <w:t xml:space="preserve">Diagrama de casos de uso en PlantUML y </w:t>
             </w:r>
             <w:r>
               <w:rPr>
@@ -478,30 +352,8 @@
               <w:rPr>
                 <w:sz w:val="18"/>
               </w:rPr>
-              <w:t xml:space="preserve"> - </w:t>
-            </w:r>
-            <w:proofErr w:type="spellStart"/>
-            <w:r>
-              <w:rPr>
-                <w:sz w:val="18"/>
-              </w:rPr>
-              <w:t>Modelado</w:t>
-            </w:r>
-            <w:proofErr w:type="spellEnd"/>
-            <w:r>
-              <w:rPr>
-                <w:sz w:val="18"/>
-              </w:rPr>
-              <w:t xml:space="preserve"> </w:t>
-            </w:r>
-            <w:proofErr w:type="spellStart"/>
-            <w:r>
-              <w:rPr>
-                <w:sz w:val="18"/>
-              </w:rPr>
-              <w:t>estructural</w:t>
-            </w:r>
-            <w:proofErr w:type="spellEnd"/>
+              <w:t xml:space="preserve"> - Modelado estructural</w:t>
+            </w:r>
           </w:p>
         </w:tc>
         <w:tc>
@@ -560,23 +412,7 @@
                 <w:sz w:val="18"/>
                 <w:lang w:val="es-EC"/>
               </w:rPr>
-              <w:t xml:space="preserve">Insumo para el diseño de la arquitectura de software y la base de datos de </w:t>
-            </w:r>
-            <w:proofErr w:type="spellStart"/>
-            <w:r>
-              <w:rPr>
-                <w:sz w:val="18"/>
-                <w:lang w:val="es-EC"/>
-              </w:rPr>
-              <w:t>TekMess</w:t>
-            </w:r>
-            <w:proofErr w:type="spellEnd"/>
-            <w:r>
-              <w:rPr>
-                <w:sz w:val="18"/>
-                <w:lang w:val="es-EC"/>
-              </w:rPr>
-              <w:t>.</w:t>
+              <w:t>Insumo para el diseño de la arquitectura de software y la base de datos de TekMess.</w:t>
             </w:r>
           </w:p>
         </w:tc>
@@ -605,30 +441,8 @@
               <w:rPr>
                 <w:sz w:val="18"/>
               </w:rPr>
-              <w:t xml:space="preserve"> - </w:t>
-            </w:r>
-            <w:proofErr w:type="spellStart"/>
-            <w:r>
-              <w:rPr>
-                <w:sz w:val="18"/>
-              </w:rPr>
-              <w:t>Modelado</w:t>
-            </w:r>
-            <w:proofErr w:type="spellEnd"/>
-            <w:r>
-              <w:rPr>
-                <w:sz w:val="18"/>
-              </w:rPr>
-              <w:t xml:space="preserve"> </w:t>
-            </w:r>
-            <w:proofErr w:type="spellStart"/>
-            <w:r>
-              <w:rPr>
-                <w:sz w:val="18"/>
-              </w:rPr>
-              <w:t>dinámico</w:t>
-            </w:r>
-            <w:proofErr w:type="spellEnd"/>
+              <w:t xml:space="preserve"> - Modelado dinámico</w:t>
+            </w:r>
           </w:p>
         </w:tc>
         <w:tc>
@@ -772,21 +586,7 @@
         <w:rPr>
           <w:lang w:val="es-EC"/>
         </w:rPr>
-        <w:t xml:space="preserve">Guardia: Usuario operativo en campo, la función principal es la detección de incidentes mediante </w:t>
-      </w:r>
-      <w:proofErr w:type="spellStart"/>
-      <w:r>
-        <w:rPr>
-          <w:lang w:val="es-EC"/>
-        </w:rPr>
-        <w:t>el</w:t>
-      </w:r>
-      <w:proofErr w:type="spellEnd"/>
-      <w:r>
-        <w:rPr>
-          <w:lang w:val="es-EC"/>
-        </w:rPr>
-        <w:t xml:space="preserve"> envió de reportes operativos en tiempo real </w:t>
+        <w:t xml:space="preserve">Guardia: Usuario operativo en campo, la función principal es la detección de incidentes mediante el envió de reportes operativos en tiempo real </w:t>
       </w:r>
     </w:p>
     <w:p>
@@ -828,16 +628,8 @@
         <w:rPr>
           <w:lang w:val="es-EC"/>
         </w:rPr>
-        <w:t xml:space="preserve">Rol abstracto mediante el cual se realiza acciones comunes de seguridad, como el inicio de sesión y autenticación </w:t>
+        <w:t>Rol abstracto mediante el cual se realiza acciones comunes de seguridad, como el inicio de sesión y autenticación multifactor</w:t>
       </w:r>
-      <w:proofErr w:type="spellStart"/>
-      <w:r>
-        <w:rPr>
-          <w:lang w:val="es-EC"/>
-        </w:rPr>
-        <w:t>multifactor</w:t>
-      </w:r>
-      <w:proofErr w:type="spellEnd"/>
       <w:r>
         <w:rPr>
           <w:lang w:val="es-EC"/>
@@ -945,7 +737,6 @@
                 <w:szCs w:val="21"/>
               </w:rPr>
             </w:pPr>
-            <w:proofErr w:type="spellStart"/>
             <w:r>
               <w:rPr>
                 <w:rStyle w:val="ng-star-inserted"/>
@@ -956,72 +747,7 @@
                 <w:sz w:val="21"/>
                 <w:szCs w:val="21"/>
               </w:rPr>
-              <w:t>Requisito</w:t>
-            </w:r>
-            <w:proofErr w:type="spellEnd"/>
-            <w:r>
-              <w:rPr>
-                <w:rStyle w:val="ng-star-inserted"/>
-                <w:rFonts w:ascii="Google Sans Text" w:hAnsi="Google Sans Text"/>
-                <w:b/>
-                <w:bCs/>
-                <w:color w:val="C7C7C7"/>
-                <w:sz w:val="21"/>
-                <w:szCs w:val="21"/>
-              </w:rPr>
-              <w:t xml:space="preserve"> </w:t>
-            </w:r>
-            <w:proofErr w:type="spellStart"/>
-            <w:r>
-              <w:rPr>
-                <w:rStyle w:val="ng-star-inserted"/>
-                <w:rFonts w:ascii="Google Sans Text" w:hAnsi="Google Sans Text"/>
-                <w:b/>
-                <w:bCs/>
-                <w:color w:val="C7C7C7"/>
-                <w:sz w:val="21"/>
-                <w:szCs w:val="21"/>
-              </w:rPr>
-              <w:t>funcional</w:t>
-            </w:r>
-            <w:proofErr w:type="spellEnd"/>
-            <w:r>
-              <w:rPr>
-                <w:rStyle w:val="ng-star-inserted"/>
-                <w:rFonts w:ascii="Google Sans Text" w:hAnsi="Google Sans Text"/>
-                <w:b/>
-                <w:bCs/>
-                <w:color w:val="C7C7C7"/>
-                <w:sz w:val="21"/>
-                <w:szCs w:val="21"/>
-              </w:rPr>
-              <w:t xml:space="preserve"> de </w:t>
-            </w:r>
-            <w:proofErr w:type="spellStart"/>
-            <w:r>
-              <w:rPr>
-                <w:rStyle w:val="ng-star-inserted"/>
-                <w:rFonts w:ascii="Google Sans Text" w:hAnsi="Google Sans Text"/>
-                <w:b/>
-                <w:bCs/>
-                <w:color w:val="C7C7C7"/>
-                <w:sz w:val="21"/>
-                <w:szCs w:val="21"/>
-              </w:rPr>
-              <w:t>nivel</w:t>
-            </w:r>
-            <w:proofErr w:type="spellEnd"/>
-            <w:r>
-              <w:rPr>
-                <w:rStyle w:val="ng-star-inserted"/>
-                <w:rFonts w:ascii="Google Sans Text" w:hAnsi="Google Sans Text"/>
-                <w:b/>
-                <w:bCs/>
-                <w:color w:val="C7C7C7"/>
-                <w:sz w:val="21"/>
-                <w:szCs w:val="21"/>
-              </w:rPr>
-              <w:t xml:space="preserve"> 0</w:t>
+              <w:t>Requisito funcional de nivel 0</w:t>
             </w:r>
           </w:p>
         </w:tc>
@@ -1071,61 +797,7 @@
                 <w:sz w:val="21"/>
                 <w:szCs w:val="21"/>
               </w:rPr>
-              <w:t xml:space="preserve">Caso de </w:t>
-            </w:r>
-            <w:proofErr w:type="spellStart"/>
-            <w:proofErr w:type="gramStart"/>
-            <w:r>
-              <w:rPr>
-                <w:rStyle w:val="ng-star-inserted"/>
-                <w:rFonts w:ascii="Google Sans Text" w:hAnsi="Google Sans Text"/>
-                <w:b/>
-                <w:bCs/>
-                <w:color w:val="C7C7C7"/>
-                <w:sz w:val="21"/>
-                <w:szCs w:val="21"/>
-              </w:rPr>
-              <w:t>uso</w:t>
-            </w:r>
-            <w:proofErr w:type="spellEnd"/>
-            <w:r>
-              <w:rPr>
-                <w:rStyle w:val="ng-star-inserted"/>
-                <w:rFonts w:ascii="Google Sans Text" w:hAnsi="Google Sans Text"/>
-                <w:b/>
-                <w:bCs/>
-                <w:color w:val="C7C7C7"/>
-                <w:sz w:val="21"/>
-                <w:szCs w:val="21"/>
-              </w:rPr>
-              <w:t xml:space="preserve">  </w:t>
-            </w:r>
-            <w:proofErr w:type="spellStart"/>
-            <w:r>
-              <w:rPr>
-                <w:rStyle w:val="ng-star-inserted"/>
-                <w:rFonts w:ascii="Google Sans Text" w:hAnsi="Google Sans Text"/>
-                <w:b/>
-                <w:bCs/>
-                <w:color w:val="C7C7C7"/>
-                <w:sz w:val="21"/>
-                <w:szCs w:val="21"/>
-              </w:rPr>
-              <w:t>asociado</w:t>
-            </w:r>
-            <w:proofErr w:type="spellEnd"/>
-            <w:proofErr w:type="gramEnd"/>
-            <w:r>
-              <w:rPr>
-                <w:rStyle w:val="ng-star-inserted"/>
-                <w:rFonts w:ascii="Google Sans Text" w:hAnsi="Google Sans Text"/>
-                <w:b/>
-                <w:bCs/>
-                <w:color w:val="C7C7C7"/>
-                <w:sz w:val="21"/>
-                <w:szCs w:val="21"/>
-              </w:rPr>
-              <w:t xml:space="preserve"> </w:t>
+              <w:t xml:space="preserve">Caso de uso  asociado </w:t>
             </w:r>
           </w:p>
         </w:tc>
@@ -1150,27 +822,9 @@
             <w:tcW w:w="2484" w:type="dxa"/>
           </w:tcPr>
           <w:p>
-            <w:proofErr w:type="spellStart"/>
-            <w:r>
-              <w:t>Entero</w:t>
-            </w:r>
-            <w:proofErr w:type="spellEnd"/>
-            <w:r>
-              <w:t xml:space="preserve"> o </w:t>
-            </w:r>
-            <w:proofErr w:type="spellStart"/>
-            <w:r>
-              <w:t>texto</w:t>
-            </w:r>
-            <w:proofErr w:type="spellEnd"/>
-            <w:r>
-              <w:t xml:space="preserve"> </w:t>
-            </w:r>
-            <w:proofErr w:type="spellStart"/>
-            <w:r>
-              <w:t>corto</w:t>
-            </w:r>
-            <w:proofErr w:type="spellEnd"/>
+            <w:r>
+              <w:t>Entero o texto corto</w:t>
+            </w:r>
           </w:p>
         </w:tc>
         <w:tc>
@@ -1178,27 +832,12 @@
             <w:tcW w:w="2484" w:type="dxa"/>
           </w:tcPr>
           <w:p>
-            <w:proofErr w:type="spellStart"/>
-            <w:r>
-              <w:t>Identificador</w:t>
-            </w:r>
-            <w:proofErr w:type="spellEnd"/>
-            <w:r>
-              <w:t xml:space="preserve"> </w:t>
-            </w:r>
-            <w:proofErr w:type="spellStart"/>
-            <w:r>
-              <w:t>único</w:t>
-            </w:r>
-            <w:proofErr w:type="spellEnd"/>
-            <w:r>
-              <w:t xml:space="preserve"> del </w:t>
-            </w:r>
-            <w:proofErr w:type="spellStart"/>
+            <w:r>
+              <w:t xml:space="preserve">Identificador único del </w:t>
+            </w:r>
             <w:r>
               <w:t>empleado</w:t>
             </w:r>
-            <w:proofErr w:type="spellEnd"/>
             <w:r>
               <w:t>.</w:t>
             </w:r>
@@ -1209,21 +848,8 @@
             <w:tcW w:w="2484" w:type="dxa"/>
           </w:tcPr>
           <w:p>
-            <w:proofErr w:type="spellStart"/>
-            <w:r>
-              <w:t>Obligatorio</w:t>
-            </w:r>
-            <w:proofErr w:type="spellEnd"/>
-            <w:r>
-              <w:t xml:space="preserve"> y no </w:t>
-            </w:r>
-            <w:proofErr w:type="spellStart"/>
-            <w:r>
-              <w:t>repetido</w:t>
-            </w:r>
-            <w:proofErr w:type="spellEnd"/>
-            <w:r>
-              <w:t>.</w:t>
+            <w:r>
+              <w:t>Obligatorio y no repetido.</w:t>
             </w:r>
           </w:p>
         </w:tc>
@@ -1238,14 +864,12 @@
             <w:tcW w:w="2484" w:type="dxa"/>
           </w:tcPr>
           <w:p>
-            <w:proofErr w:type="spellStart"/>
             <w:r>
               <w:t>Nombr</w:t>
             </w:r>
             <w:r>
               <w:t>e</w:t>
             </w:r>
-            <w:proofErr w:type="spellEnd"/>
           </w:p>
         </w:tc>
         <w:tc>
@@ -1253,11 +877,9 @@
             <w:tcW w:w="2484" w:type="dxa"/>
           </w:tcPr>
           <w:p>
-            <w:proofErr w:type="spellStart"/>
             <w:r>
               <w:t>Texto</w:t>
             </w:r>
-            <w:proofErr w:type="spellEnd"/>
           </w:p>
         </w:tc>
         <w:tc>
@@ -1295,13 +917,8 @@
             <w:tcW w:w="2484" w:type="dxa"/>
           </w:tcPr>
           <w:p>
-            <w:proofErr w:type="spellStart"/>
-            <w:r>
-              <w:t>Obligatorio</w:t>
-            </w:r>
-            <w:proofErr w:type="spellEnd"/>
-            <w:r>
-              <w:t>.</w:t>
+            <w:r>
+              <w:t>Obligatorio.</w:t>
             </w:r>
           </w:p>
         </w:tc>
@@ -1316,11 +933,9 @@
             <w:tcW w:w="2484" w:type="dxa"/>
           </w:tcPr>
           <w:p>
-            <w:proofErr w:type="spellStart"/>
             <w:r>
               <w:t>Rol</w:t>
             </w:r>
-            <w:proofErr w:type="spellEnd"/>
           </w:p>
           <w:p/>
         </w:tc>
@@ -1329,18 +944,8 @@
             <w:tcW w:w="2484" w:type="dxa"/>
           </w:tcPr>
           <w:p>
-            <w:proofErr w:type="spellStart"/>
-            <w:proofErr w:type="gramStart"/>
-            <w:r>
-              <w:t>Texto</w:t>
-            </w:r>
-            <w:proofErr w:type="spellEnd"/>
-            <w:r>
-              <w:t>(</w:t>
-            </w:r>
-            <w:proofErr w:type="gramEnd"/>
-            <w:r>
-              <w:t>Enum)</w:t>
+            <w:r>
+              <w:t>Texto(Enum)</w:t>
             </w:r>
           </w:p>
         </w:tc>
@@ -1358,21 +963,7 @@
               <w:rPr>
                 <w:lang w:val="es-EC"/>
               </w:rPr>
-              <w:t xml:space="preserve">Cargo (Guardia, Supervisor, Centralista, </w:t>
-            </w:r>
-            <w:proofErr w:type="gramStart"/>
-            <w:r>
-              <w:rPr>
-                <w:lang w:val="es-EC"/>
-              </w:rPr>
-              <w:t>Jefe</w:t>
-            </w:r>
-            <w:proofErr w:type="gramEnd"/>
-            <w:r>
-              <w:rPr>
-                <w:lang w:val="es-EC"/>
-              </w:rPr>
-              <w:t>)</w:t>
+              <w:t>Cargo (Guardia, Supervisor, Centralista, Jefe)</w:t>
             </w:r>
             <w:r>
               <w:rPr>
@@ -1423,11 +1014,9 @@
             <w:tcW w:w="2484" w:type="dxa"/>
           </w:tcPr>
           <w:p>
-            <w:proofErr w:type="spellStart"/>
             <w:r>
               <w:t>Correo</w:t>
             </w:r>
-            <w:proofErr w:type="spellEnd"/>
           </w:p>
         </w:tc>
         <w:tc>
@@ -1435,11 +1024,9 @@
             <w:tcW w:w="2484" w:type="dxa"/>
           </w:tcPr>
           <w:p>
-            <w:proofErr w:type="spellStart"/>
             <w:r>
               <w:t>Texto</w:t>
             </w:r>
-            <w:proofErr w:type="spellEnd"/>
           </w:p>
         </w:tc>
         <w:tc>
@@ -1506,7 +1093,6 @@
         </w:rPr>
         <w:t>(M</w:t>
       </w:r>
-      <w:proofErr w:type="spellStart"/>
       <w:r>
         <w:rPr>
           <w:lang w:val="es-MX"/>
@@ -1517,14 +1103,7 @@
         <w:rPr>
           <w:lang w:val="es-EC"/>
         </w:rPr>
-        <w:t>dulo</w:t>
-      </w:r>
-      <w:proofErr w:type="spellEnd"/>
-      <w:r>
-        <w:rPr>
-          <w:lang w:val="es-EC"/>
-        </w:rPr>
-        <w:t xml:space="preserve"> RF-01)</w:t>
+        <w:t>dulo RF-01)</w:t>
       </w:r>
     </w:p>
     <w:tbl>
@@ -1562,29 +1141,8 @@
             <w:shd w:val="clear" w:color="auto" w:fill="1F4E79"/>
           </w:tcPr>
           <w:p>
-            <w:proofErr w:type="spellStart"/>
-            <w:r>
-              <w:t>Requisito</w:t>
-            </w:r>
-            <w:proofErr w:type="spellEnd"/>
-            <w:r>
-              <w:t xml:space="preserve"> </w:t>
-            </w:r>
-            <w:proofErr w:type="spellStart"/>
-            <w:r>
-              <w:t>funcional</w:t>
-            </w:r>
-            <w:proofErr w:type="spellEnd"/>
-            <w:r>
-              <w:t xml:space="preserve"> de </w:t>
-            </w:r>
-            <w:proofErr w:type="spellStart"/>
-            <w:r>
-              <w:t>nivel</w:t>
-            </w:r>
-            <w:proofErr w:type="spellEnd"/>
-            <w:r>
-              <w:t xml:space="preserve"> 0</w:t>
+            <w:r>
+              <w:t>Requisito funcional de nivel 0</w:t>
             </w:r>
           </w:p>
         </w:tc>
@@ -1606,21 +1164,8 @@
           </w:tcPr>
           <w:p>
             <w:r>
-              <w:t xml:space="preserve">Caso de </w:t>
-            </w:r>
-            <w:proofErr w:type="spellStart"/>
-            <w:r>
-              <w:t>uso</w:t>
-            </w:r>
-            <w:proofErr w:type="spellEnd"/>
-            <w:r>
-              <w:t xml:space="preserve"> </w:t>
-            </w:r>
-            <w:proofErr w:type="spellStart"/>
-            <w:r>
-              <w:t>asociado</w:t>
-            </w:r>
-            <w:proofErr w:type="spellEnd"/>
+              <w:t>Caso de uso asociado</w:t>
+            </w:r>
           </w:p>
         </w:tc>
       </w:tr>
@@ -1666,13 +1211,8 @@
           </w:tcPr>
           <w:p>
             <w:r>
-              <w:t xml:space="preserve">Jefe de </w:t>
-            </w:r>
-            <w:proofErr w:type="spellStart"/>
-            <w:r>
-              <w:t>logística</w:t>
-            </w:r>
-            <w:proofErr w:type="spellEnd"/>
+              <w:t>Jefe de logística</w:t>
+            </w:r>
           </w:p>
         </w:tc>
         <w:tc>
@@ -1680,19 +1220,9 @@
             <w:tcW w:w="2484" w:type="dxa"/>
           </w:tcPr>
           <w:p>
-            <w:proofErr w:type="spellStart"/>
-            <w:r>
-              <w:t>Crear</w:t>
-            </w:r>
-            <w:proofErr w:type="spellEnd"/>
-            <w:r>
-              <w:t xml:space="preserve"> </w:t>
-            </w:r>
-            <w:proofErr w:type="spellStart"/>
-            <w:r>
-              <w:t>empleado</w:t>
-            </w:r>
-            <w:proofErr w:type="spellEnd"/>
+            <w:r>
+              <w:t>Crear empleado</w:t>
+            </w:r>
           </w:p>
         </w:tc>
       </w:tr>
@@ -1707,10 +1237,7 @@
           </w:tcPr>
           <w:p>
             <w:r>
-              <w:t>RF-</w:t>
-            </w:r>
-            <w:r>
-              <w:t>01.05</w:t>
+              <w:t>RF-01.02</w:t>
             </w:r>
           </w:p>
         </w:tc>
@@ -1721,26 +1248,14 @@
           <w:p>
             <w:pPr>
               <w:rPr>
-                <w:lang w:val="es-MX"/>
+                <w:lang w:val="es-EC"/>
               </w:rPr>
             </w:pPr>
             <w:r>
               <w:rPr>
                 <w:lang w:val="es-EC"/>
               </w:rPr>
-              <w:t xml:space="preserve">El sistema debe permitir </w:t>
-            </w:r>
-            <w:r>
-              <w:rPr>
-                <w:lang w:val="es-EC"/>
-              </w:rPr>
-              <w:t xml:space="preserve">editar la información </w:t>
-            </w:r>
-            <w:r>
-              <w:rPr>
-                <w:lang w:val="es-MX"/>
-              </w:rPr>
-              <w:t>de un empleado</w:t>
+              <w:t xml:space="preserve">EL sistema debe permitir la consulta de los empleados existentes </w:t>
             </w:r>
           </w:p>
         </w:tc>
@@ -1749,14 +1264,14 @@
             <w:tcW w:w="2484" w:type="dxa"/>
           </w:tcPr>
           <w:p>
-            <w:r>
-              <w:t xml:space="preserve">Jefe de </w:t>
-            </w:r>
-            <w:proofErr w:type="spellStart"/>
-            <w:r>
-              <w:t>logística</w:t>
-            </w:r>
-            <w:proofErr w:type="spellEnd"/>
+            <w:pPr>
+              <w:rPr>
+                <w:lang w:val="es-EC"/>
+              </w:rPr>
+            </w:pPr>
+            <w:r>
+              <w:t>Jefe de logística</w:t>
+            </w:r>
           </w:p>
         </w:tc>
         <w:tc>
@@ -1764,19 +1279,17 @@
             <w:tcW w:w="2484" w:type="dxa"/>
           </w:tcPr>
           <w:p>
-            <w:proofErr w:type="spellStart"/>
-            <w:r>
-              <w:t>Editar</w:t>
-            </w:r>
-            <w:proofErr w:type="spellEnd"/>
-            <w:r>
-              <w:t xml:space="preserve"> </w:t>
-            </w:r>
-            <w:proofErr w:type="spellStart"/>
-            <w:r>
-              <w:t>empleado</w:t>
-            </w:r>
-            <w:proofErr w:type="spellEnd"/>
+            <w:pPr>
+              <w:rPr>
+                <w:lang w:val="es-EC"/>
+              </w:rPr>
+            </w:pPr>
+            <w:r>
+              <w:rPr>
+                <w:lang w:val="es-EC"/>
+              </w:rPr>
+              <w:t>Consultar empleado</w:t>
+            </w:r>
           </w:p>
         </w:tc>
       </w:tr>
@@ -1791,7 +1304,10 @@
           </w:tcPr>
           <w:p>
             <w:r>
-              <w:t>RF-03</w:t>
+              <w:t>RF-</w:t>
+            </w:r>
+            <w:r>
+              <w:t>01.05</w:t>
             </w:r>
           </w:p>
         </w:tc>
@@ -1802,38 +1318,26 @@
           <w:p>
             <w:pPr>
               <w:rPr>
-                <w:lang w:val="es-EC"/>
+                <w:lang w:val="es-MX"/>
               </w:rPr>
             </w:pPr>
             <w:r>
               <w:rPr>
                 <w:lang w:val="es-EC"/>
               </w:rPr>
-              <w:t xml:space="preserve">El sistema debe permitir eliminar un </w:t>
+              <w:t xml:space="preserve">El sistema debe permitir </w:t>
             </w:r>
             <w:r>
               <w:rPr>
                 <w:lang w:val="es-EC"/>
               </w:rPr>
-              <w:t>empleado</w:t>
+              <w:t xml:space="preserve">editar la información </w:t>
             </w:r>
             <w:r>
               <w:rPr>
-                <w:lang w:val="es-EC"/>
+                <w:lang w:val="es-MX"/>
               </w:rPr>
-              <w:t xml:space="preserve"> seleccionado </w:t>
-            </w:r>
-            <w:r>
-              <w:rPr>
-                <w:lang w:val="es-EC"/>
-              </w:rPr>
-              <w:t>del sistema</w:t>
-            </w:r>
-            <w:r>
-              <w:rPr>
-                <w:lang w:val="es-EC"/>
-              </w:rPr>
-              <w:t>.</w:t>
+              <w:t>de un empleado</w:t>
             </w:r>
           </w:p>
         </w:tc>
@@ -1843,13 +1347,8 @@
           </w:tcPr>
           <w:p>
             <w:r>
-              <w:t xml:space="preserve">Jefe de </w:t>
-            </w:r>
-            <w:proofErr w:type="spellStart"/>
-            <w:r>
-              <w:t>logística</w:t>
-            </w:r>
-            <w:proofErr w:type="spellEnd"/>
+              <w:t>Jefe de logística</w:t>
+            </w:r>
           </w:p>
         </w:tc>
         <w:tc>
@@ -1857,19 +1356,9 @@
             <w:tcW w:w="2484" w:type="dxa"/>
           </w:tcPr>
           <w:p>
-            <w:proofErr w:type="spellStart"/>
-            <w:r>
-              <w:t>Eliminar</w:t>
-            </w:r>
-            <w:proofErr w:type="spellEnd"/>
-            <w:r>
-              <w:t xml:space="preserve"> </w:t>
-            </w:r>
-            <w:proofErr w:type="spellStart"/>
-            <w:r>
-              <w:t>estudiante</w:t>
-            </w:r>
-            <w:proofErr w:type="spellEnd"/>
+            <w:r>
+              <w:t>Editar empleado</w:t>
+            </w:r>
           </w:p>
         </w:tc>
       </w:tr>
@@ -1884,7 +1373,7 @@
           </w:tcPr>
           <w:p>
             <w:r>
-              <w:t>RF-04</w:t>
+              <w:t>RF-03</w:t>
             </w:r>
           </w:p>
         </w:tc>
@@ -1900,10 +1389,33 @@
             </w:pPr>
             <w:r>
               <w:rPr>
-                <w:highlight w:val="yellow"/>
                 <w:lang w:val="es-EC"/>
               </w:rPr>
-              <w:t>El sistema debe permitir mostrar todos los estudiantes registrados en una tabla con las columnas ID, Nombre y Edad.</w:t>
+              <w:t xml:space="preserve">El sistema debe permitir eliminar un </w:t>
+            </w:r>
+            <w:r>
+              <w:rPr>
+                <w:lang w:val="es-EC"/>
+              </w:rPr>
+              <w:t>empleado</w:t>
+            </w:r>
+            <w:r>
+              <w:rPr>
+                <w:lang w:val="es-EC"/>
+              </w:rPr>
+              <w:t xml:space="preserve"> seleccionado </w:t>
+            </w:r>
+            <w:r>
+              <w:rPr>
+                <w:lang w:val="es-EC"/>
+              </w:rPr>
+              <w:t>del sistema</w:t>
+            </w:r>
+            <w:r>
+              <w:rPr>
+                <w:lang w:val="es-EC"/>
+              </w:rPr>
+              <w:t>.</w:t>
             </w:r>
           </w:p>
         </w:tc>
@@ -1913,7 +1425,7 @@
           </w:tcPr>
           <w:p>
             <w:r>
-              <w:t>Sistema</w:t>
+              <w:t>Jefe de logística</w:t>
             </w:r>
           </w:p>
         </w:tc>
@@ -1922,19 +1434,9 @@
             <w:tcW w:w="2484" w:type="dxa"/>
           </w:tcPr>
           <w:p>
-            <w:proofErr w:type="spellStart"/>
-            <w:r>
-              <w:t>Generar</w:t>
-            </w:r>
-            <w:proofErr w:type="spellEnd"/>
-            <w:r>
-              <w:t xml:space="preserve"> </w:t>
-            </w:r>
-            <w:proofErr w:type="spellStart"/>
-            <w:r>
-              <w:t>credenciales</w:t>
-            </w:r>
-            <w:proofErr w:type="spellEnd"/>
+            <w:r>
+              <w:t>Eliminar estudiante</w:t>
+            </w:r>
           </w:p>
         </w:tc>
       </w:tr>
@@ -1949,7 +1451,7 @@
           </w:tcPr>
           <w:p>
             <w:r>
-              <w:t>RF-05</w:t>
+              <w:t>RF-04</w:t>
             </w:r>
           </w:p>
         </w:tc>
@@ -1967,7 +1469,25 @@
               <w:rPr>
                 <w:lang w:val="es-EC"/>
               </w:rPr>
-              <w:t>El sistema debe validar los datos obligatorios antes de guardar o actualizar cambios.</w:t>
+              <w:t xml:space="preserve">El sistema debe permitir mostrar todos los </w:t>
+            </w:r>
+            <w:r>
+              <w:rPr>
+                <w:lang w:val="es-EC"/>
+              </w:rPr>
+              <w:t>empleados</w:t>
+            </w:r>
+            <w:r>
+              <w:rPr>
+                <w:lang w:val="es-EC"/>
+              </w:rPr>
+              <w:t xml:space="preserve"> registrados en una tabla con las columnas ID, Nombre </w:t>
+            </w:r>
+            <w:r>
+              <w:rPr>
+                <w:lang w:val="es-EC"/>
+              </w:rPr>
+              <w:t>, Rol, Correo</w:t>
             </w:r>
           </w:p>
         </w:tc>
@@ -1987,15 +1507,64 @@
           </w:tcPr>
           <w:p>
             <w:r>
+              <w:t>Generar credenciales</w:t>
+            </w:r>
+          </w:p>
+        </w:tc>
+      </w:tr>
+      <w:tr>
+        <w:trPr>
+          <w:cantSplit/>
+          <w:jc w:val="center"/>
+        </w:trPr>
+        <w:tc>
+          <w:tcPr>
+            <w:tcW w:w="2484" w:type="dxa"/>
+          </w:tcPr>
+          <w:p>
+            <w:r>
+              <w:t>RF-05</w:t>
+            </w:r>
+          </w:p>
+        </w:tc>
+        <w:tc>
+          <w:tcPr>
+            <w:tcW w:w="2484" w:type="dxa"/>
+          </w:tcPr>
+          <w:p>
+            <w:pPr>
+              <w:rPr>
+                <w:lang w:val="es-EC"/>
+              </w:rPr>
+            </w:pPr>
+            <w:r>
+              <w:rPr>
+                <w:lang w:val="es-EC"/>
+              </w:rPr>
+              <w:t>El sistema debe validar los datos obligatorios antes de guardar o actualizar cambios.</w:t>
+            </w:r>
+          </w:p>
+        </w:tc>
+        <w:tc>
+          <w:tcPr>
+            <w:tcW w:w="2484" w:type="dxa"/>
+          </w:tcPr>
+          <w:p>
+            <w:r>
+              <w:t>Sistema</w:t>
+            </w:r>
+          </w:p>
+        </w:tc>
+        <w:tc>
+          <w:tcPr>
+            <w:tcW w:w="2484" w:type="dxa"/>
+          </w:tcPr>
+          <w:p>
+            <w:r>
               <w:t xml:space="preserve">Validar </w:t>
             </w:r>
-            <w:proofErr w:type="spellStart"/>
-            <w:r>
-              <w:t>identidad</w:t>
-            </w:r>
-            <w:proofErr w:type="spellEnd"/>
-            <w:r>
-              <w:t xml:space="preserve"> (OTP)</w:t>
+            <w:r>
+              <w:t>identidad (OTP)</w:t>
             </w:r>
           </w:p>
         </w:tc>
@@ -2019,30 +1588,14 @@
         <w:rPr>
           <w:lang w:val="es-EC"/>
         </w:rPr>
-        <w:t xml:space="preserve">. Código </w:t>
+        <w:t xml:space="preserve">. Código PlantUML: diagrama de casos de uso </w:t>
       </w:r>
-      <w:proofErr w:type="spellStart"/>
-      <w:r>
-        <w:rPr>
-          <w:lang w:val="es-EC"/>
-        </w:rPr>
-        <w:t>PlantUML</w:t>
-      </w:r>
-      <w:proofErr w:type="spellEnd"/>
-      <w:r>
-        <w:rPr>
-          <w:lang w:val="es-EC"/>
-        </w:rPr>
-        <w:t xml:space="preserve">: diagrama de casos de uso </w:t>
-      </w:r>
-      <w:proofErr w:type="spellStart"/>
       <w:r>
         <w:rPr>
           <w:lang w:val="es-EC"/>
         </w:rPr>
         <w:t>GestionarEmpleados</w:t>
       </w:r>
-      <w:proofErr w:type="spellEnd"/>
     </w:p>
     <w:p>
       <w:pPr>
@@ -2057,16 +1610,8 @@
         <w:rPr>
           <w:sz w:val="18"/>
         </w:rPr>
-        <w:t>@</w:t>
+        <w:t>@startuml</w:t>
       </w:r>
-      <w:proofErr w:type="gramStart"/>
-      <w:r>
-        <w:rPr>
-          <w:sz w:val="18"/>
-        </w:rPr>
-        <w:t>startuml</w:t>
-      </w:r>
-      <w:proofErr w:type="gramEnd"/>
     </w:p>
     <w:p>
       <w:pPr>
@@ -2087,33 +1632,11 @@
           <w:sz w:val="18"/>
         </w:rPr>
       </w:pPr>
-      <w:proofErr w:type="spellStart"/>
       <w:r>
         <w:rPr>
           <w:sz w:val="18"/>
         </w:rPr>
-        <w:t>skinparam</w:t>
-      </w:r>
-      <w:proofErr w:type="spellEnd"/>
-      <w:r>
-        <w:rPr>
-          <w:sz w:val="18"/>
-        </w:rPr>
-        <w:t xml:space="preserve"> </w:t>
-      </w:r>
-      <w:proofErr w:type="spellStart"/>
-      <w:r>
-        <w:rPr>
-          <w:sz w:val="18"/>
-        </w:rPr>
-        <w:t>actorStyle</w:t>
-      </w:r>
-      <w:proofErr w:type="spellEnd"/>
-      <w:r>
-        <w:rPr>
-          <w:sz w:val="18"/>
-        </w:rPr>
-        <w:t xml:space="preserve"> awesome</w:t>
+        <w:t>skinparam actorStyle awesome</w:t>
       </w:r>
     </w:p>
     <w:p>
@@ -2151,33 +1674,11 @@
           <w:sz w:val="18"/>
         </w:rPr>
       </w:pPr>
-      <w:proofErr w:type="spellStart"/>
       <w:r>
         <w:rPr>
           <w:sz w:val="18"/>
         </w:rPr>
-        <w:t>skinparam</w:t>
-      </w:r>
-      <w:proofErr w:type="spellEnd"/>
-      <w:r>
-        <w:rPr>
-          <w:sz w:val="18"/>
-        </w:rPr>
-        <w:t xml:space="preserve"> </w:t>
-      </w:r>
-      <w:proofErr w:type="spellStart"/>
-      <w:r>
-        <w:rPr>
-          <w:sz w:val="18"/>
-        </w:rPr>
-        <w:t>DefaultFontColor</w:t>
-      </w:r>
-      <w:proofErr w:type="spellEnd"/>
-      <w:r>
-        <w:rPr>
-          <w:sz w:val="18"/>
-        </w:rPr>
-        <w:t xml:space="preserve"> black</w:t>
+        <w:t>skinparam DefaultFontColor black</w:t>
       </w:r>
     </w:p>
     <w:p>
@@ -2189,33 +1690,11 @@
           <w:sz w:val="18"/>
         </w:rPr>
       </w:pPr>
-      <w:proofErr w:type="spellStart"/>
       <w:r>
         <w:rPr>
           <w:sz w:val="18"/>
         </w:rPr>
-        <w:t>skinparam</w:t>
-      </w:r>
-      <w:proofErr w:type="spellEnd"/>
-      <w:r>
-        <w:rPr>
-          <w:sz w:val="18"/>
-        </w:rPr>
-        <w:t xml:space="preserve"> </w:t>
-      </w:r>
-      <w:proofErr w:type="spellStart"/>
-      <w:r>
-        <w:rPr>
-          <w:sz w:val="18"/>
-        </w:rPr>
-        <w:t>BackgroundColor</w:t>
-      </w:r>
-      <w:proofErr w:type="spellEnd"/>
-      <w:r>
-        <w:rPr>
-          <w:sz w:val="18"/>
-        </w:rPr>
-        <w:t xml:space="preserve"> white</w:t>
+        <w:t>skinparam BackgroundColor white</w:t>
       </w:r>
     </w:p>
     <w:p>
@@ -2243,23 +1722,7 @@
           <w:sz w:val="18"/>
           <w:lang w:val="es-EC"/>
         </w:rPr>
-        <w:t>actor "</w:t>
-      </w:r>
-      <w:proofErr w:type="gramStart"/>
-      <w:r>
-        <w:rPr>
-          <w:sz w:val="18"/>
-          <w:lang w:val="es-EC"/>
-        </w:rPr>
-        <w:t>Jefe</w:t>
-      </w:r>
-      <w:proofErr w:type="gramEnd"/>
-      <w:r>
-        <w:rPr>
-          <w:sz w:val="18"/>
-          <w:lang w:val="es-EC"/>
-        </w:rPr>
-        <w:t xml:space="preserve"> Operativo/Logística" as Jefe</w:t>
+        <w:t>actor "Jefe Operativo/Logística" as Jefe</w:t>
       </w:r>
     </w:p>
     <w:p>
@@ -2283,21 +1746,12 @@
           <w:lang w:val="es-EC"/>
         </w:rPr>
       </w:pPr>
-      <w:proofErr w:type="spellStart"/>
       <w:r>
         <w:rPr>
           <w:sz w:val="18"/>
           <w:lang w:val="es-EC"/>
         </w:rPr>
-        <w:t>rectangle</w:t>
-      </w:r>
-      <w:proofErr w:type="spellEnd"/>
-      <w:r>
-        <w:rPr>
-          <w:sz w:val="18"/>
-          <w:lang w:val="es-EC"/>
-        </w:rPr>
-        <w:t xml:space="preserve"> "SNAAR - GESTIONAR EMPLEADOS (GE)" #White {</w:t>
+        <w:t>rectangle "SNAAR - GESTIONAR EMPLEADOS (GE)" #White {</w:t>
       </w:r>
     </w:p>
     <w:p>
@@ -2333,6 +1787,7 @@
           <w:sz w:val="18"/>
           <w:lang w:val="es-EC"/>
         </w:rPr>
+        <w:lastRenderedPageBreak/>
         <w:t xml:space="preserve">    </w:t>
       </w:r>
     </w:p>
@@ -2351,33 +1806,8 @@
           <w:sz w:val="18"/>
           <w:lang w:val="es-EC"/>
         </w:rPr>
-        <w:t xml:space="preserve">    </w:t>
+        <w:t xml:space="preserve">    usecase "Crear Empleado" as UC_Crear</w:t>
       </w:r>
-      <w:proofErr w:type="spellStart"/>
-      <w:r>
-        <w:rPr>
-          <w:sz w:val="18"/>
-          <w:lang w:val="es-EC"/>
-        </w:rPr>
-        <w:t>usecase</w:t>
-      </w:r>
-      <w:proofErr w:type="spellEnd"/>
-      <w:r>
-        <w:rPr>
-          <w:sz w:val="18"/>
-          <w:lang w:val="es-EC"/>
-        </w:rPr>
-        <w:t xml:space="preserve"> "Crear Empleado" as </w:t>
-      </w:r>
-      <w:proofErr w:type="spellStart"/>
-      <w:r>
-        <w:rPr>
-          <w:sz w:val="18"/>
-          <w:lang w:val="es-EC"/>
-        </w:rPr>
-        <w:t>UC_Crear</w:t>
-      </w:r>
-      <w:proofErr w:type="spellEnd"/>
     </w:p>
     <w:p>
       <w:pPr>
@@ -2394,33 +1824,8 @@
           <w:sz w:val="18"/>
           <w:lang w:val="es-EC"/>
         </w:rPr>
-        <w:t xml:space="preserve">    </w:t>
+        <w:t xml:space="preserve">    usecase "Generar Credenciales de Acceso" as UC_Generar</w:t>
       </w:r>
-      <w:proofErr w:type="spellStart"/>
-      <w:r>
-        <w:rPr>
-          <w:sz w:val="18"/>
-          <w:lang w:val="es-EC"/>
-        </w:rPr>
-        <w:t>usecase</w:t>
-      </w:r>
-      <w:proofErr w:type="spellEnd"/>
-      <w:r>
-        <w:rPr>
-          <w:sz w:val="18"/>
-          <w:lang w:val="es-EC"/>
-        </w:rPr>
-        <w:t xml:space="preserve"> "Generar Credenciales de Acceso" as </w:t>
-      </w:r>
-      <w:proofErr w:type="spellStart"/>
-      <w:r>
-        <w:rPr>
-          <w:sz w:val="18"/>
-          <w:lang w:val="es-EC"/>
-        </w:rPr>
-        <w:t>UC_Generar</w:t>
-      </w:r>
-      <w:proofErr w:type="spellEnd"/>
     </w:p>
     <w:p>
       <w:pPr>
@@ -2437,33 +1842,8 @@
           <w:sz w:val="18"/>
           <w:lang w:val="es-EC"/>
         </w:rPr>
-        <w:t xml:space="preserve">    </w:t>
+        <w:t xml:space="preserve">    usecase "Asignar relaciones laborales" as UC_Asignar</w:t>
       </w:r>
-      <w:proofErr w:type="spellStart"/>
-      <w:r>
-        <w:rPr>
-          <w:sz w:val="18"/>
-          <w:lang w:val="es-EC"/>
-        </w:rPr>
-        <w:t>usecase</w:t>
-      </w:r>
-      <w:proofErr w:type="spellEnd"/>
-      <w:r>
-        <w:rPr>
-          <w:sz w:val="18"/>
-          <w:lang w:val="es-EC"/>
-        </w:rPr>
-        <w:t xml:space="preserve"> "Asignar relaciones laborales" as </w:t>
-      </w:r>
-      <w:proofErr w:type="spellStart"/>
-      <w:r>
-        <w:rPr>
-          <w:sz w:val="18"/>
-          <w:lang w:val="es-EC"/>
-        </w:rPr>
-        <w:t>UC_Asignar</w:t>
-      </w:r>
-      <w:proofErr w:type="spellEnd"/>
     </w:p>
     <w:p>
       <w:pPr>
@@ -2480,34 +1860,8 @@
           <w:sz w:val="18"/>
           <w:lang w:val="es-EC"/>
         </w:rPr>
-        <w:lastRenderedPageBreak/>
-        <w:t xml:space="preserve">    </w:t>
+        <w:t xml:space="preserve">    usecase "Habilitar chat de mensajería" as UC_Habilitar</w:t>
       </w:r>
-      <w:proofErr w:type="spellStart"/>
-      <w:r>
-        <w:rPr>
-          <w:sz w:val="18"/>
-          <w:lang w:val="es-EC"/>
-        </w:rPr>
-        <w:t>usecase</w:t>
-      </w:r>
-      <w:proofErr w:type="spellEnd"/>
-      <w:r>
-        <w:rPr>
-          <w:sz w:val="18"/>
-          <w:lang w:val="es-EC"/>
-        </w:rPr>
-        <w:t xml:space="preserve"> "Habilitar chat de mensajería" as </w:t>
-      </w:r>
-      <w:proofErr w:type="spellStart"/>
-      <w:r>
-        <w:rPr>
-          <w:sz w:val="18"/>
-          <w:lang w:val="es-EC"/>
-        </w:rPr>
-        <w:t>UC_Habilitar</w:t>
-      </w:r>
-      <w:proofErr w:type="spellEnd"/>
     </w:p>
     <w:p>
       <w:pPr>
@@ -2524,33 +1878,8 @@
           <w:sz w:val="18"/>
           <w:lang w:val="es-EC"/>
         </w:rPr>
-        <w:t xml:space="preserve">    </w:t>
+        <w:t xml:space="preserve">    usecase "Editar Empleado" as UC_Editar</w:t>
       </w:r>
-      <w:proofErr w:type="spellStart"/>
-      <w:r>
-        <w:rPr>
-          <w:sz w:val="18"/>
-          <w:lang w:val="es-EC"/>
-        </w:rPr>
-        <w:t>usecase</w:t>
-      </w:r>
-      <w:proofErr w:type="spellEnd"/>
-      <w:r>
-        <w:rPr>
-          <w:sz w:val="18"/>
-          <w:lang w:val="es-EC"/>
-        </w:rPr>
-        <w:t xml:space="preserve"> "Editar Empleado" as </w:t>
-      </w:r>
-      <w:proofErr w:type="spellStart"/>
-      <w:r>
-        <w:rPr>
-          <w:sz w:val="18"/>
-          <w:lang w:val="es-EC"/>
-        </w:rPr>
-        <w:t>UC_Editar</w:t>
-      </w:r>
-      <w:proofErr w:type="spellEnd"/>
     </w:p>
     <w:p>
       <w:pPr>
@@ -2567,33 +1896,8 @@
           <w:sz w:val="18"/>
           <w:lang w:val="es-EC"/>
         </w:rPr>
-        <w:t xml:space="preserve">    </w:t>
+        <w:t xml:space="preserve">    usecase "Eliminar Empleado" as UC_Eliminar</w:t>
       </w:r>
-      <w:proofErr w:type="spellStart"/>
-      <w:r>
-        <w:rPr>
-          <w:sz w:val="18"/>
-          <w:lang w:val="es-EC"/>
-        </w:rPr>
-        <w:t>usecase</w:t>
-      </w:r>
-      <w:proofErr w:type="spellEnd"/>
-      <w:r>
-        <w:rPr>
-          <w:sz w:val="18"/>
-          <w:lang w:val="es-EC"/>
-        </w:rPr>
-        <w:t xml:space="preserve"> "Eliminar Empleado" as </w:t>
-      </w:r>
-      <w:proofErr w:type="spellStart"/>
-      <w:r>
-        <w:rPr>
-          <w:sz w:val="18"/>
-          <w:lang w:val="es-EC"/>
-        </w:rPr>
-        <w:t>UC_Eliminar</w:t>
-      </w:r>
-      <w:proofErr w:type="spellEnd"/>
     </w:p>
     <w:p>
       <w:pPr>
@@ -2602,9 +1906,44 @@
         <w:spacing w:before="0" w:after="0" w:line="240" w:lineRule="auto"/>
         <w:rPr>
           <w:sz w:val="18"/>
-          <w:lang w:val="es-EC"/>
-        </w:rPr>
-      </w:pPr>
+        </w:rPr>
+      </w:pPr>
+      <w:r>
+        <w:rPr>
+          <w:sz w:val="18"/>
+        </w:rPr>
+        <w:t xml:space="preserve">    usecase </w:t>
+      </w:r>
+      <w:r>
+        <w:rPr>
+          <w:sz w:val="18"/>
+        </w:rPr>
+        <w:t>"</w:t>
+      </w:r>
+      <w:r>
+        <w:rPr>
+          <w:sz w:val="18"/>
+        </w:rPr>
+        <w:t>Consultar Empleado</w:t>
+      </w:r>
+      <w:r>
+        <w:rPr>
+          <w:sz w:val="18"/>
+        </w:rPr>
+        <w:t>" as UC_</w:t>
+      </w:r>
+      <w:r>
+        <w:rPr>
+          <w:sz w:val="18"/>
+        </w:rPr>
+        <w:t>Co</w:t>
+      </w:r>
+      <w:r>
+        <w:rPr>
+          <w:sz w:val="18"/>
+        </w:rPr>
+        <w:t>nsultar</w:t>
+      </w:r>
     </w:p>
     <w:p>
       <w:pPr>
@@ -2613,13 +1952,11 @@
         <w:spacing w:before="0" w:after="0" w:line="240" w:lineRule="auto"/>
         <w:rPr>
           <w:sz w:val="18"/>
-          <w:lang w:val="es-EC"/>
         </w:rPr>
       </w:pPr>
       <w:r>
         <w:rPr>
           <w:sz w:val="18"/>
-          <w:lang w:val="es-EC"/>
         </w:rPr>
         <w:t>}</w:t>
       </w:r>
@@ -2631,7 +1968,6 @@
         <w:spacing w:before="0" w:after="0" w:line="240" w:lineRule="auto"/>
         <w:rPr>
           <w:sz w:val="18"/>
-          <w:lang w:val="es-EC"/>
         </w:rPr>
       </w:pPr>
     </w:p>
@@ -2679,17 +2015,8 @@
           <w:sz w:val="18"/>
           <w:lang w:val="es-EC"/>
         </w:rPr>
-        <w:t>Jefe--</w:t>
+        <w:t>Jefe--UC_Crear</w:t>
       </w:r>
-      <w:proofErr w:type="spellStart"/>
-      <w:r>
-        <w:rPr>
-          <w:sz w:val="18"/>
-          <w:lang w:val="es-EC"/>
-        </w:rPr>
-        <w:t>UC_Crear</w:t>
-      </w:r>
-      <w:proofErr w:type="spellEnd"/>
     </w:p>
     <w:p>
       <w:pPr>
@@ -2706,17 +2033,8 @@
           <w:sz w:val="18"/>
           <w:lang w:val="es-EC"/>
         </w:rPr>
-        <w:t>Jefe--</w:t>
+        <w:t>Jefe--UC_Asignar</w:t>
       </w:r>
-      <w:proofErr w:type="spellStart"/>
-      <w:r>
-        <w:rPr>
-          <w:sz w:val="18"/>
-          <w:lang w:val="es-EC"/>
-        </w:rPr>
-        <w:t>UC_Asignar</w:t>
-      </w:r>
-      <w:proofErr w:type="spellEnd"/>
     </w:p>
     <w:p>
       <w:pPr>
@@ -2733,17 +2051,8 @@
           <w:sz w:val="18"/>
           <w:lang w:val="es-EC"/>
         </w:rPr>
-        <w:t>Jefe--</w:t>
+        <w:t>Jefe--UC_Editar</w:t>
       </w:r>
-      <w:proofErr w:type="spellStart"/>
-      <w:r>
-        <w:rPr>
-          <w:sz w:val="18"/>
-          <w:lang w:val="es-EC"/>
-        </w:rPr>
-        <w:t>UC_Editar</w:t>
-      </w:r>
-      <w:proofErr w:type="spellEnd"/>
     </w:p>
     <w:p>
       <w:pPr>
@@ -2760,17 +2069,8 @@
           <w:sz w:val="18"/>
           <w:lang w:val="es-EC"/>
         </w:rPr>
-        <w:t>Jefe--</w:t>
+        <w:t>Jefe--UC_Eliminar</w:t>
       </w:r>
-      <w:proofErr w:type="spellStart"/>
-      <w:r>
-        <w:rPr>
-          <w:sz w:val="18"/>
-          <w:lang w:val="es-EC"/>
-        </w:rPr>
-        <w:t>UC_Eliminar</w:t>
-      </w:r>
-      <w:proofErr w:type="spellEnd"/>
     </w:p>
     <w:p>
       <w:pPr>
@@ -2782,6 +2082,13 @@
           <w:lang w:val="es-EC"/>
         </w:rPr>
       </w:pPr>
+      <w:r>
+        <w:rPr>
+          <w:sz w:val="18"/>
+          <w:lang w:val="es-EC"/>
+        </w:rPr>
+        <w:t>Jefe--UC_Consultar</w:t>
+      </w:r>
     </w:p>
     <w:p>
       <w:pPr>
@@ -2804,62 +2111,23 @@
           <w:lang w:val="es-EC"/>
         </w:rPr>
       </w:pPr>
-      <w:proofErr w:type="spellStart"/>
-      <w:r>
+    </w:p>
+    <w:p>
+      <w:pPr>
+        <w:pStyle w:val="CodeBlock"/>
+        <w:shd w:val="clear" w:color="auto" w:fill="F2F2F2"/>
+        <w:spacing w:before="0" w:after="0" w:line="240" w:lineRule="auto"/>
         <w:rPr>
           <w:sz w:val="18"/>
           <w:lang w:val="es-EC"/>
         </w:rPr>
-        <w:t>UC_Crear</w:t>
-      </w:r>
-      <w:proofErr w:type="spellEnd"/>
-      <w:proofErr w:type="gramStart"/>
+      </w:pPr>
       <w:r>
         <w:rPr>
           <w:sz w:val="18"/>
           <w:lang w:val="es-EC"/>
         </w:rPr>
-        <w:t xml:space="preserve"> ..</w:t>
-      </w:r>
-      <w:proofErr w:type="gramEnd"/>
-      <w:r>
-        <w:rPr>
-          <w:sz w:val="18"/>
-          <w:lang w:val="es-EC"/>
-        </w:rPr>
-        <w:t xml:space="preserve">&gt; </w:t>
-      </w:r>
-      <w:proofErr w:type="spellStart"/>
-      <w:r>
-        <w:rPr>
-          <w:sz w:val="18"/>
-          <w:lang w:val="es-EC"/>
-        </w:rPr>
-        <w:t>UC_Generar</w:t>
-      </w:r>
-      <w:proofErr w:type="spellEnd"/>
-      <w:r>
-        <w:rPr>
-          <w:sz w:val="18"/>
-          <w:lang w:val="es-EC"/>
-        </w:rPr>
-        <w:t xml:space="preserve"> : &lt;&lt;</w:t>
-      </w:r>
-      <w:proofErr w:type="spellStart"/>
-      <w:r>
-        <w:rPr>
-          <w:sz w:val="18"/>
-          <w:lang w:val="es-EC"/>
-        </w:rPr>
-        <w:t>include</w:t>
-      </w:r>
-      <w:proofErr w:type="spellEnd"/>
-      <w:r>
-        <w:rPr>
-          <w:sz w:val="18"/>
-          <w:lang w:val="es-EC"/>
-        </w:rPr>
-        <w:t>&gt;&gt;</w:t>
+        <w:t>UC_Crear ..&gt; UC_Generar : &lt;&lt;include&gt;&gt;</w:t>
       </w:r>
     </w:p>
     <w:p>
@@ -2872,62 +2140,12 @@
           <w:lang w:val="es-EC"/>
         </w:rPr>
       </w:pPr>
-      <w:proofErr w:type="spellStart"/>
       <w:r>
         <w:rPr>
           <w:sz w:val="18"/>
           <w:lang w:val="es-EC"/>
         </w:rPr>
-        <w:t>UC_Crear</w:t>
-      </w:r>
-      <w:proofErr w:type="spellEnd"/>
-      <w:proofErr w:type="gramStart"/>
-      <w:r>
-        <w:rPr>
-          <w:sz w:val="18"/>
-          <w:lang w:val="es-EC"/>
-        </w:rPr>
-        <w:t xml:space="preserve"> ..</w:t>
-      </w:r>
-      <w:proofErr w:type="gramEnd"/>
-      <w:r>
-        <w:rPr>
-          <w:sz w:val="18"/>
-          <w:lang w:val="es-EC"/>
-        </w:rPr>
-        <w:t xml:space="preserve">&gt; </w:t>
-      </w:r>
-      <w:proofErr w:type="spellStart"/>
-      <w:r>
-        <w:rPr>
-          <w:sz w:val="18"/>
-          <w:lang w:val="es-EC"/>
-        </w:rPr>
-        <w:t>UC_Asignar</w:t>
-      </w:r>
-      <w:proofErr w:type="spellEnd"/>
-      <w:r>
-        <w:rPr>
-          <w:sz w:val="18"/>
-          <w:lang w:val="es-EC"/>
-        </w:rPr>
-        <w:t xml:space="preserve"> : &lt;&lt;</w:t>
-      </w:r>
-      <w:proofErr w:type="spellStart"/>
-      <w:r>
-        <w:rPr>
-          <w:sz w:val="18"/>
-          <w:lang w:val="es-EC"/>
-        </w:rPr>
-        <w:t>include</w:t>
-      </w:r>
-      <w:proofErr w:type="spellEnd"/>
-      <w:r>
-        <w:rPr>
-          <w:sz w:val="18"/>
-          <w:lang w:val="es-EC"/>
-        </w:rPr>
-        <w:t>&gt;&gt;</w:t>
+        <w:t>UC_Crear ..&gt; UC_Asignar : &lt;&lt;include&gt;&gt;</w:t>
       </w:r>
     </w:p>
     <w:p>
@@ -2940,62 +2158,12 @@
           <w:lang w:val="es-EC"/>
         </w:rPr>
       </w:pPr>
-      <w:proofErr w:type="spellStart"/>
       <w:r>
         <w:rPr>
           <w:sz w:val="18"/>
           <w:lang w:val="es-EC"/>
         </w:rPr>
-        <w:t>UC_Asignar</w:t>
-      </w:r>
-      <w:proofErr w:type="spellEnd"/>
-      <w:proofErr w:type="gramStart"/>
-      <w:r>
-        <w:rPr>
-          <w:sz w:val="18"/>
-          <w:lang w:val="es-EC"/>
-        </w:rPr>
-        <w:t xml:space="preserve"> ..</w:t>
-      </w:r>
-      <w:proofErr w:type="gramEnd"/>
-      <w:r>
-        <w:rPr>
-          <w:sz w:val="18"/>
-          <w:lang w:val="es-EC"/>
-        </w:rPr>
-        <w:t xml:space="preserve">&gt; </w:t>
-      </w:r>
-      <w:proofErr w:type="spellStart"/>
-      <w:r>
-        <w:rPr>
-          <w:sz w:val="18"/>
-          <w:lang w:val="es-EC"/>
-        </w:rPr>
-        <w:t>UC_Habilitar</w:t>
-      </w:r>
-      <w:proofErr w:type="spellEnd"/>
-      <w:r>
-        <w:rPr>
-          <w:sz w:val="18"/>
-          <w:lang w:val="es-EC"/>
-        </w:rPr>
-        <w:t xml:space="preserve"> : &lt;&lt;</w:t>
-      </w:r>
-      <w:proofErr w:type="spellStart"/>
-      <w:r>
-        <w:rPr>
-          <w:sz w:val="18"/>
-          <w:lang w:val="es-EC"/>
-        </w:rPr>
-        <w:t>include</w:t>
-      </w:r>
-      <w:proofErr w:type="spellEnd"/>
-      <w:r>
-        <w:rPr>
-          <w:sz w:val="18"/>
-          <w:lang w:val="es-EC"/>
-        </w:rPr>
-        <w:t>&gt;&gt;</w:t>
+        <w:t>UC_Asignar ..&gt; UC_Habilitar : &lt;&lt;include&gt;&gt;</w:t>
       </w:r>
     </w:p>
     <w:p>
@@ -3042,49 +2210,8 @@
           <w:sz w:val="18"/>
           <w:lang w:val="es-EC"/>
         </w:rPr>
-        <w:t xml:space="preserve">note </w:t>
+        <w:t>note right of UC_Crear</w:t>
       </w:r>
-      <w:proofErr w:type="spellStart"/>
-      <w:r>
-        <w:rPr>
-          <w:sz w:val="18"/>
-          <w:lang w:val="es-EC"/>
-        </w:rPr>
-        <w:t>right</w:t>
-      </w:r>
-      <w:proofErr w:type="spellEnd"/>
-      <w:r>
-        <w:rPr>
-          <w:sz w:val="18"/>
-          <w:lang w:val="es-EC"/>
-        </w:rPr>
-        <w:t xml:space="preserve"> </w:t>
-      </w:r>
-      <w:proofErr w:type="spellStart"/>
-      <w:r>
-        <w:rPr>
-          <w:sz w:val="18"/>
-          <w:lang w:val="es-EC"/>
-        </w:rPr>
-        <w:t>of</w:t>
-      </w:r>
-      <w:proofErr w:type="spellEnd"/>
-      <w:r>
-        <w:rPr>
-          <w:sz w:val="18"/>
-          <w:lang w:val="es-EC"/>
-        </w:rPr>
-        <w:t xml:space="preserve"> </w:t>
-      </w:r>
-      <w:proofErr w:type="spellStart"/>
-      <w:r>
-        <w:rPr>
-          <w:sz w:val="18"/>
-          <w:lang w:val="es-EC"/>
-        </w:rPr>
-        <w:t>UC_Crear</w:t>
-      </w:r>
-      <w:proofErr w:type="spellEnd"/>
     </w:p>
     <w:p>
       <w:pPr>
@@ -3196,21 +2323,12 @@
           <w:lang w:val="es-EC"/>
         </w:rPr>
       </w:pPr>
-      <w:proofErr w:type="spellStart"/>
       <w:r>
         <w:rPr>
           <w:sz w:val="18"/>
           <w:lang w:val="es-EC"/>
         </w:rPr>
-        <w:t>end</w:t>
-      </w:r>
-      <w:proofErr w:type="spellEnd"/>
-      <w:r>
-        <w:rPr>
-          <w:sz w:val="18"/>
-          <w:lang w:val="es-EC"/>
-        </w:rPr>
-        <w:t xml:space="preserve"> note</w:t>
+        <w:t>end note</w:t>
       </w:r>
       <w:r>
         <w:rPr>
@@ -3247,13 +2365,12 @@
       </w:pPr>
       <w:r>
         <w:rPr>
-          <w:noProof/>
           <w:lang w:val="es-EC"/>
         </w:rPr>
         <w:drawing>
-          <wp:inline distT="0" distB="0" distL="0" distR="0" wp14:anchorId="574D1F9B" wp14:editId="6E920725">
-            <wp:extent cx="5483223" cy="2008197"/>
-            <wp:effectExtent l="0" t="0" r="3810" b="0"/>
+          <wp:inline distT="0" distB="0" distL="0" distR="0" wp14:anchorId="5B9FB1EB" wp14:editId="0B0F3D13">
+            <wp:extent cx="6309360" cy="2834005"/>
+            <wp:effectExtent l="0" t="0" r="0" b="4445"/>
             <wp:docPr id="1" name="Picture 1"/>
             <wp:cNvGraphicFramePr>
               <a:graphicFrameLocks xmlns:a="http://schemas.openxmlformats.org/drawingml/2006/main" noChangeAspect="1"/>
@@ -3274,7 +2391,57 @@
                   <pic:spPr>
                     <a:xfrm>
                       <a:off x="0" y="0"/>
-                      <a:ext cx="5486683" cy="2009464"/>
+                      <a:ext cx="6309360" cy="2834005"/>
+                    </a:xfrm>
+                    <a:prstGeom prst="rect">
+                      <a:avLst/>
+                    </a:prstGeom>
+                  </pic:spPr>
+                </pic:pic>
+              </a:graphicData>
+            </a:graphic>
+          </wp:inline>
+        </w:drawing>
+      </w:r>
+    </w:p>
+    <w:p>
+      <w:pPr>
+        <w:spacing w:after="120" w:line="252" w:lineRule="auto"/>
+        <w:jc w:val="center"/>
+        <w:rPr>
+          <w:lang w:val="es-EC"/>
+        </w:rPr>
+      </w:pPr>
+      <w:r>
+        <w:rPr>
+          <w:lang w:val="es-EC"/>
+        </w:rPr>
+        <w:lastRenderedPageBreak/>
+        <w:drawing>
+          <wp:inline distT="0" distB="0" distL="0" distR="0" wp14:anchorId="752B70E7" wp14:editId="1E974E92">
+            <wp:extent cx="5133975" cy="3248025"/>
+            <wp:effectExtent l="0" t="0" r="9525" b="9525"/>
+            <wp:docPr id="2" name="Picture 2"/>
+            <wp:cNvGraphicFramePr>
+              <a:graphicFrameLocks xmlns:a="http://schemas.openxmlformats.org/drawingml/2006/main" noChangeAspect="1"/>
+            </wp:cNvGraphicFramePr>
+            <a:graphic xmlns:a="http://schemas.openxmlformats.org/drawingml/2006/main">
+              <a:graphicData uri="http://schemas.openxmlformats.org/drawingml/2006/picture">
+                <pic:pic xmlns:pic="http://schemas.openxmlformats.org/drawingml/2006/picture">
+                  <pic:nvPicPr>
+                    <pic:cNvPr id="1" name=""/>
+                    <pic:cNvPicPr/>
+                  </pic:nvPicPr>
+                  <pic:blipFill>
+                    <a:blip r:embed="rId9"/>
+                    <a:stretch>
+                      <a:fillRect/>
+                    </a:stretch>
+                  </pic:blipFill>
+                  <pic:spPr>
+                    <a:xfrm>
+                      <a:off x="0" y="0"/>
+                      <a:ext cx="5133975" cy="3248025"/>
                     </a:xfrm>
                     <a:prstGeom prst="rect">
                       <a:avLst/>
@@ -3334,13 +2501,8 @@
           </w:tcPr>
           <w:p>
             <w:r>
-              <w:t xml:space="preserve">Caso de </w:t>
-            </w:r>
-            <w:proofErr w:type="spellStart"/>
-            <w:r>
-              <w:t>uso</w:t>
-            </w:r>
-            <w:proofErr w:type="spellEnd"/>
+              <w:t>Caso de uso</w:t>
+            </w:r>
           </w:p>
         </w:tc>
         <w:tc>
@@ -3360,11 +2522,9 @@
             <w:shd w:val="clear" w:color="auto" w:fill="1F4E79"/>
           </w:tcPr>
           <w:p>
-            <w:proofErr w:type="spellStart"/>
             <w:r>
               <w:t>Precondición</w:t>
             </w:r>
-            <w:proofErr w:type="spellEnd"/>
           </w:p>
         </w:tc>
         <w:tc>
@@ -3373,19 +2533,9 @@
             <w:shd w:val="clear" w:color="auto" w:fill="1F4E79"/>
           </w:tcPr>
           <w:p>
-            <w:proofErr w:type="spellStart"/>
-            <w:r>
-              <w:t>Flujo</w:t>
-            </w:r>
-            <w:proofErr w:type="spellEnd"/>
-            <w:r>
-              <w:t xml:space="preserve"> principal </w:t>
-            </w:r>
-            <w:proofErr w:type="spellStart"/>
-            <w:r>
-              <w:t>resumido</w:t>
-            </w:r>
-            <w:proofErr w:type="spellEnd"/>
+            <w:r>
+              <w:t>Flujo principal resumido</w:t>
+            </w:r>
           </w:p>
         </w:tc>
         <w:tc>
@@ -3394,19 +2544,9 @@
             <w:shd w:val="clear" w:color="auto" w:fill="1F4E79"/>
           </w:tcPr>
           <w:p>
-            <w:proofErr w:type="spellStart"/>
-            <w:r>
-              <w:t>Resultado</w:t>
-            </w:r>
-            <w:proofErr w:type="spellEnd"/>
-            <w:r>
-              <w:t xml:space="preserve"> </w:t>
-            </w:r>
-            <w:proofErr w:type="spellStart"/>
-            <w:r>
-              <w:t>esperado</w:t>
-            </w:r>
-            <w:proofErr w:type="spellEnd"/>
+            <w:r>
+              <w:t>Resultado esperado</w:t>
+            </w:r>
           </w:p>
         </w:tc>
       </w:tr>
@@ -3420,19 +2560,9 @@
             <w:tcW w:w="1987" w:type="dxa"/>
           </w:tcPr>
           <w:p>
-            <w:proofErr w:type="spellStart"/>
-            <w:r>
-              <w:t>Crear</w:t>
-            </w:r>
-            <w:proofErr w:type="spellEnd"/>
-            <w:r>
-              <w:t xml:space="preserve"> </w:t>
-            </w:r>
-            <w:proofErr w:type="spellStart"/>
-            <w:r>
-              <w:t>empleado</w:t>
-            </w:r>
-            <w:proofErr w:type="spellEnd"/>
+            <w:r>
+              <w:t>Crear empleado</w:t>
+            </w:r>
           </w:p>
         </w:tc>
         <w:tc>
@@ -3441,13 +2571,8 @@
           </w:tcPr>
           <w:p>
             <w:r>
-              <w:t xml:space="preserve">Jefe de </w:t>
-            </w:r>
-            <w:proofErr w:type="spellStart"/>
-            <w:r>
-              <w:t>Logística</w:t>
-            </w:r>
-            <w:proofErr w:type="spellEnd"/>
+              <w:t>Jefe de Logística</w:t>
+            </w:r>
           </w:p>
         </w:tc>
         <w:tc>
@@ -3491,29 +2616,8 @@
             <w:tcW w:w="1987" w:type="dxa"/>
           </w:tcPr>
           <w:p>
-            <w:proofErr w:type="spellStart"/>
-            <w:r>
-              <w:t>Empleado</w:t>
-            </w:r>
-            <w:proofErr w:type="spellEnd"/>
-            <w:r>
-              <w:t xml:space="preserve"> </w:t>
-            </w:r>
-            <w:proofErr w:type="spellStart"/>
-            <w:r>
-              <w:t>registrado</w:t>
-            </w:r>
-            <w:proofErr w:type="spellEnd"/>
-            <w:r>
-              <w:t xml:space="preserve"> con </w:t>
-            </w:r>
-            <w:proofErr w:type="spellStart"/>
-            <w:r>
-              <w:t>éxito</w:t>
-            </w:r>
-            <w:proofErr w:type="spellEnd"/>
-            <w:r>
-              <w:t>.</w:t>
+            <w:r>
+              <w:t>Empleado registrado con éxito.</w:t>
             </w:r>
           </w:p>
         </w:tc>
@@ -3528,19 +2632,9 @@
             <w:tcW w:w="1987" w:type="dxa"/>
           </w:tcPr>
           <w:p>
-            <w:proofErr w:type="spellStart"/>
-            <w:r>
-              <w:t>Editar</w:t>
-            </w:r>
-            <w:proofErr w:type="spellEnd"/>
-            <w:r>
-              <w:t xml:space="preserve"> </w:t>
-            </w:r>
-            <w:proofErr w:type="spellStart"/>
-            <w:r>
-              <w:t>empleado</w:t>
-            </w:r>
-            <w:proofErr w:type="spellEnd"/>
+            <w:r>
+              <w:t>Editar empleado</w:t>
+            </w:r>
           </w:p>
         </w:tc>
         <w:tc>
@@ -3549,13 +2643,8 @@
           </w:tcPr>
           <w:p>
             <w:r>
-              <w:t xml:space="preserve">Jefe de </w:t>
-            </w:r>
-            <w:proofErr w:type="spellStart"/>
-            <w:r>
-              <w:t>Logística</w:t>
-            </w:r>
-            <w:proofErr w:type="spellEnd"/>
+              <w:t>Jefe de Logística</w:t>
+            </w:r>
           </w:p>
         </w:tc>
         <w:tc>
@@ -3599,21 +2688,8 @@
             <w:tcW w:w="1987" w:type="dxa"/>
           </w:tcPr>
           <w:p>
-            <w:proofErr w:type="spellStart"/>
-            <w:r>
-              <w:t>Información</w:t>
-            </w:r>
-            <w:proofErr w:type="spellEnd"/>
-            <w:r>
-              <w:t xml:space="preserve"> </w:t>
-            </w:r>
-            <w:proofErr w:type="spellStart"/>
-            <w:r>
-              <w:t>actualizada</w:t>
-            </w:r>
-            <w:proofErr w:type="spellEnd"/>
-            <w:r>
-              <w:t>.</w:t>
+            <w:r>
+              <w:t>Información actualizada.</w:t>
             </w:r>
           </w:p>
         </w:tc>
@@ -3628,20 +2704,9 @@
             <w:tcW w:w="1987" w:type="dxa"/>
           </w:tcPr>
           <w:p>
-            <w:proofErr w:type="spellStart"/>
-            <w:r>
-              <w:lastRenderedPageBreak/>
-              <w:t>Eliminar</w:t>
-            </w:r>
-            <w:proofErr w:type="spellEnd"/>
-            <w:r>
-              <w:t xml:space="preserve"> </w:t>
-            </w:r>
-            <w:proofErr w:type="spellStart"/>
-            <w:r>
-              <w:t>empleado</w:t>
-            </w:r>
-            <w:proofErr w:type="spellEnd"/>
+            <w:r>
+              <w:t>Eliminar empleado</w:t>
+            </w:r>
           </w:p>
         </w:tc>
         <w:tc>
@@ -3650,13 +2715,8 @@
           </w:tcPr>
           <w:p>
             <w:r>
-              <w:t xml:space="preserve">Jefe de </w:t>
-            </w:r>
-            <w:proofErr w:type="spellStart"/>
-            <w:r>
-              <w:t>Logística</w:t>
-            </w:r>
-            <w:proofErr w:type="spellEnd"/>
+              <w:t>Jefe de Logística</w:t>
+            </w:r>
           </w:p>
         </w:tc>
         <w:tc>
@@ -3724,19 +2784,9 @@
             <w:tcW w:w="1987" w:type="dxa"/>
           </w:tcPr>
           <w:p>
-            <w:proofErr w:type="spellStart"/>
-            <w:r>
-              <w:t>Mostrar</w:t>
-            </w:r>
-            <w:proofErr w:type="spellEnd"/>
-            <w:r>
-              <w:t xml:space="preserve"> </w:t>
-            </w:r>
-            <w:proofErr w:type="spellStart"/>
-            <w:r>
-              <w:t>todo</w:t>
-            </w:r>
-            <w:proofErr w:type="spellEnd"/>
+            <w:r>
+              <w:t>Consultar empleado</w:t>
+            </w:r>
           </w:p>
         </w:tc>
         <w:tc>
@@ -3745,13 +2795,8 @@
           </w:tcPr>
           <w:p>
             <w:r>
-              <w:t xml:space="preserve">Jefe de </w:t>
-            </w:r>
-            <w:proofErr w:type="spellStart"/>
-            <w:r>
-              <w:t>Logística</w:t>
-            </w:r>
-            <w:proofErr w:type="spellEnd"/>
+              <w:t>Jefe de Logística</w:t>
+            </w:r>
           </w:p>
         </w:tc>
         <w:tc>
@@ -3890,18 +2935,8 @@
                 <w:color w:val="FFFFFF"/>
                 <w:sz w:val="18"/>
               </w:rPr>
-              <w:t xml:space="preserve">Tipo de </w:t>
-            </w:r>
-            <w:proofErr w:type="spellStart"/>
-            <w:r>
-              <w:rPr>
-                <w:b/>
-                <w:color w:val="FFFFFF"/>
-                <w:sz w:val="18"/>
-              </w:rPr>
-              <w:t>clase</w:t>
-            </w:r>
-            <w:proofErr w:type="spellEnd"/>
+              <w:t>Tipo de clase</w:t>
+            </w:r>
           </w:p>
         </w:tc>
         <w:tc>
@@ -3913,52 +2948,14 @@
             <w:pPr>
               <w:spacing w:after="40"/>
             </w:pPr>
-            <w:proofErr w:type="spellStart"/>
             <w:r>
               <w:rPr>
                 <w:b/>
                 <w:color w:val="FFFFFF"/>
                 <w:sz w:val="18"/>
               </w:rPr>
-              <w:t>Propósito</w:t>
-            </w:r>
-            <w:proofErr w:type="spellEnd"/>
-            <w:r>
-              <w:rPr>
-                <w:b/>
-                <w:color w:val="FFFFFF"/>
-                <w:sz w:val="18"/>
-              </w:rPr>
-              <w:t xml:space="preserve"> </w:t>
-            </w:r>
-            <w:proofErr w:type="spellStart"/>
-            <w:r>
-              <w:rPr>
-                <w:b/>
-                <w:color w:val="FFFFFF"/>
-                <w:sz w:val="18"/>
-              </w:rPr>
-              <w:t>en</w:t>
-            </w:r>
-            <w:proofErr w:type="spellEnd"/>
-            <w:r>
-              <w:rPr>
-                <w:b/>
-                <w:color w:val="FFFFFF"/>
-                <w:sz w:val="18"/>
-              </w:rPr>
-              <w:t xml:space="preserve"> </w:t>
-            </w:r>
-            <w:proofErr w:type="spellStart"/>
-            <w:r>
-              <w:rPr>
-                <w:b/>
-                <w:color w:val="FFFFFF"/>
-                <w:sz w:val="18"/>
-              </w:rPr>
-              <w:t>análisis</w:t>
-            </w:r>
-            <w:proofErr w:type="spellEnd"/>
+              <w:t>Propósito en análisis</w:t>
+            </w:r>
           </w:p>
         </w:tc>
         <w:tc>
@@ -3970,52 +2967,14 @@
             <w:pPr>
               <w:spacing w:after="40"/>
             </w:pPr>
-            <w:proofErr w:type="spellStart"/>
             <w:r>
               <w:rPr>
                 <w:b/>
                 <w:color w:val="FFFFFF"/>
                 <w:sz w:val="18"/>
               </w:rPr>
-              <w:t>Ejemplo</w:t>
-            </w:r>
-            <w:proofErr w:type="spellEnd"/>
-            <w:r>
-              <w:rPr>
-                <w:b/>
-                <w:color w:val="FFFFFF"/>
-                <w:sz w:val="18"/>
-              </w:rPr>
-              <w:t xml:space="preserve"> </w:t>
-            </w:r>
-            <w:proofErr w:type="gramStart"/>
-            <w:r>
-              <w:rPr>
-                <w:b/>
-                <w:color w:val="FFFFFF"/>
-                <w:sz w:val="18"/>
-              </w:rPr>
-              <w:t>para CRUD</w:t>
-            </w:r>
-            <w:proofErr w:type="gramEnd"/>
-            <w:r>
-              <w:rPr>
-                <w:b/>
-                <w:color w:val="FFFFFF"/>
-                <w:sz w:val="18"/>
-              </w:rPr>
-              <w:t xml:space="preserve"> </w:t>
-            </w:r>
-            <w:proofErr w:type="spellStart"/>
-            <w:r>
-              <w:rPr>
-                <w:b/>
-                <w:color w:val="FFFFFF"/>
-                <w:sz w:val="18"/>
-              </w:rPr>
-              <w:t>Estudiante</w:t>
-            </w:r>
-            <w:proofErr w:type="spellEnd"/>
+              <w:t>Ejemplo para CRUD Estudiante</w:t>
+            </w:r>
           </w:p>
         </w:tc>
         <w:tc>
@@ -4027,52 +2986,14 @@
             <w:pPr>
               <w:spacing w:after="40"/>
             </w:pPr>
-            <w:proofErr w:type="spellStart"/>
             <w:r>
               <w:rPr>
                 <w:b/>
                 <w:color w:val="FFFFFF"/>
                 <w:sz w:val="18"/>
               </w:rPr>
-              <w:t>Sintaxis</w:t>
-            </w:r>
-            <w:proofErr w:type="spellEnd"/>
-            <w:r>
-              <w:rPr>
-                <w:b/>
-                <w:color w:val="FFFFFF"/>
-                <w:sz w:val="18"/>
-              </w:rPr>
-              <w:t xml:space="preserve"> </w:t>
-            </w:r>
-            <w:proofErr w:type="spellStart"/>
-            <w:r>
-              <w:rPr>
-                <w:b/>
-                <w:color w:val="FFFFFF"/>
-                <w:sz w:val="18"/>
-              </w:rPr>
-              <w:t>PlantUML</w:t>
-            </w:r>
-            <w:proofErr w:type="spellEnd"/>
-            <w:r>
-              <w:rPr>
-                <w:b/>
-                <w:color w:val="FFFFFF"/>
-                <w:sz w:val="18"/>
-              </w:rPr>
-              <w:t xml:space="preserve"> </w:t>
-            </w:r>
-            <w:proofErr w:type="spellStart"/>
-            <w:r>
-              <w:rPr>
-                <w:b/>
-                <w:color w:val="FFFFFF"/>
-                <w:sz w:val="18"/>
-              </w:rPr>
-              <w:t>sugerida</w:t>
-            </w:r>
-            <w:proofErr w:type="spellEnd"/>
+              <w:t>Sintaxis PlantUML sugerida</w:t>
+            </w:r>
           </w:p>
         </w:tc>
       </w:tr>
@@ -4113,23 +3034,7 @@
                 <w:sz w:val="18"/>
                 <w:lang w:val="es-EC"/>
               </w:rPr>
-              <w:t xml:space="preserve">Interacción con el </w:t>
-            </w:r>
-            <w:proofErr w:type="gramStart"/>
-            <w:r>
-              <w:rPr>
-                <w:sz w:val="18"/>
-                <w:lang w:val="es-EC"/>
-              </w:rPr>
-              <w:t>Jefe</w:t>
-            </w:r>
-            <w:proofErr w:type="gramEnd"/>
-            <w:r>
-              <w:rPr>
-                <w:sz w:val="18"/>
-                <w:lang w:val="es-EC"/>
-              </w:rPr>
-              <w:t xml:space="preserve"> de Logística.</w:t>
+              <w:t>Interacción con el Jefe de Logística.</w:t>
             </w:r>
           </w:p>
         </w:tc>
@@ -4138,11 +3043,9 @@
             <w:tcW w:w="2484" w:type="dxa"/>
           </w:tcPr>
           <w:p>
-            <w:proofErr w:type="spellStart"/>
             <w:r>
               <w:t>FormularioGestionEmpleados</w:t>
             </w:r>
-            <w:proofErr w:type="spellEnd"/>
           </w:p>
         </w:tc>
         <w:tc>
@@ -4155,19 +3058,11 @@
                 <w:lang w:val="es-EC"/>
               </w:rPr>
             </w:pPr>
-            <w:proofErr w:type="spellStart"/>
             <w:r>
               <w:rPr>
                 <w:lang w:val="es-EC"/>
               </w:rPr>
-              <w:t>boundary</w:t>
-            </w:r>
-            <w:proofErr w:type="spellEnd"/>
-            <w:r>
-              <w:rPr>
-                <w:lang w:val="es-EC"/>
-              </w:rPr>
-              <w:t xml:space="preserve"> "Formulario Gestión Empleados" as UI</w:t>
+              <w:t>boundary "Formulario Gestión Empleados" as UI</w:t>
             </w:r>
           </w:p>
         </w:tc>
@@ -4221,14 +3116,12 @@
             <w:pPr>
               <w:spacing w:after="40"/>
             </w:pPr>
-            <w:proofErr w:type="spellStart"/>
             <w:r>
               <w:rPr>
                 <w:sz w:val="18"/>
               </w:rPr>
               <w:t>ControlEmpleado</w:t>
             </w:r>
-            <w:proofErr w:type="spellEnd"/>
           </w:p>
         </w:tc>
         <w:tc>
@@ -4247,17 +3140,8 @@
                 <w:sz w:val="18"/>
                 <w:lang w:val="es-EC"/>
               </w:rPr>
-              <w:t xml:space="preserve">control "Control Empleado" as </w:t>
-            </w:r>
-            <w:proofErr w:type="spellStart"/>
-            <w:r>
-              <w:rPr>
-                <w:sz w:val="18"/>
-                <w:lang w:val="es-EC"/>
-              </w:rPr>
-              <w:t>Ctrl</w:t>
-            </w:r>
-            <w:proofErr w:type="spellEnd"/>
+              <w:t>control "Control Empleado" as Ctrl</w:t>
+            </w:r>
           </w:p>
         </w:tc>
       </w:tr>
@@ -4274,19 +3158,12 @@
             <w:pPr>
               <w:spacing w:after="40"/>
             </w:pPr>
-            <w:proofErr w:type="spellStart"/>
             <w:r>
               <w:rPr>
                 <w:sz w:val="18"/>
               </w:rPr>
-              <w:t>Entidad</w:t>
-            </w:r>
-            <w:proofErr w:type="spellEnd"/>
-            <w:r>
-              <w:rPr>
-                <w:sz w:val="18"/>
-              </w:rPr>
-              <w:t xml:space="preserve"> / Entity</w:t>
+              <w:lastRenderedPageBreak/>
+              <w:t>Entidad / Entity</w:t>
             </w:r>
           </w:p>
         </w:tc>
@@ -4318,14 +3195,12 @@
             <w:pPr>
               <w:spacing w:after="40"/>
             </w:pPr>
-            <w:proofErr w:type="spellStart"/>
             <w:r>
               <w:rPr>
                 <w:sz w:val="18"/>
               </w:rPr>
               <w:t>Empleado</w:t>
             </w:r>
-            <w:proofErr w:type="spellEnd"/>
           </w:p>
         </w:tc>
         <w:tc>
@@ -4334,15 +3209,7 @@
           </w:tcPr>
           <w:p>
             <w:r>
-              <w:t>entity "</w:t>
-            </w:r>
-            <w:proofErr w:type="spellStart"/>
-            <w:r>
-              <w:t>Empleado</w:t>
-            </w:r>
-            <w:proofErr w:type="spellEnd"/>
-            <w:r>
-              <w:t>" as Emp</w:t>
+              <w:t>entity "Empleado" as Emp</w:t>
             </w:r>
           </w:p>
         </w:tc>
@@ -4374,16 +3241,8 @@
         <w:rPr>
           <w:sz w:val="18"/>
         </w:rPr>
-        <w:t>@</w:t>
+        <w:t>@startuml</w:t>
       </w:r>
-      <w:proofErr w:type="gramStart"/>
-      <w:r>
-        <w:rPr>
-          <w:sz w:val="18"/>
-        </w:rPr>
-        <w:t>startuml</w:t>
-      </w:r>
-      <w:proofErr w:type="gramEnd"/>
     </w:p>
     <w:p>
       <w:pPr>
@@ -4408,19 +3267,11 @@
           <w:sz w:val="18"/>
         </w:rPr>
       </w:pPr>
-      <w:proofErr w:type="spellStart"/>
       <w:r>
         <w:rPr>
           <w:sz w:val="18"/>
         </w:rPr>
-        <w:t>skinparam</w:t>
-      </w:r>
-      <w:proofErr w:type="spellEnd"/>
-      <w:r>
-        <w:rPr>
-          <w:sz w:val="18"/>
-        </w:rPr>
-        <w:t xml:space="preserve"> shadowing false</w:t>
+        <w:t>skinparam shadowing false</w:t>
       </w:r>
     </w:p>
     <w:p>
@@ -4446,23 +3297,7 @@
           <w:sz w:val="18"/>
           <w:lang w:val="es-EC"/>
         </w:rPr>
-        <w:t>actor "</w:t>
-      </w:r>
-      <w:proofErr w:type="gramStart"/>
-      <w:r>
-        <w:rPr>
-          <w:sz w:val="18"/>
-          <w:lang w:val="es-EC"/>
-        </w:rPr>
-        <w:t>Jefe</w:t>
-      </w:r>
-      <w:proofErr w:type="gramEnd"/>
-      <w:r>
-        <w:rPr>
-          <w:sz w:val="18"/>
-          <w:lang w:val="es-EC"/>
-        </w:rPr>
-        <w:t xml:space="preserve"> de Logística" as Jefe</w:t>
+        <w:t>actor "Jefe de Logística" as Jefe</w:t>
       </w:r>
     </w:p>
     <w:p>
@@ -4474,21 +3309,12 @@
           <w:lang w:val="es-EC"/>
         </w:rPr>
       </w:pPr>
-      <w:proofErr w:type="spellStart"/>
       <w:r>
         <w:rPr>
           <w:sz w:val="18"/>
           <w:lang w:val="es-EC"/>
         </w:rPr>
-        <w:t>boundary</w:t>
-      </w:r>
-      <w:proofErr w:type="spellEnd"/>
-      <w:r>
-        <w:rPr>
-          <w:sz w:val="18"/>
-          <w:lang w:val="es-EC"/>
-        </w:rPr>
-        <w:t xml:space="preserve"> "Pantalla Gestión Empleados" as UI</w:t>
+        <w:t>boundary "Pantalla Gestión Empleados" as UI</w:t>
       </w:r>
     </w:p>
     <w:p>
@@ -4505,94 +3331,7 @@
           <w:sz w:val="18"/>
           <w:lang w:val="es-EC"/>
         </w:rPr>
-        <w:t xml:space="preserve">control "Control Empleado" as </w:t>
-      </w:r>
-      <w:proofErr w:type="spellStart"/>
-      <w:r>
-        <w:rPr>
-          <w:sz w:val="18"/>
-          <w:lang w:val="es-EC"/>
-        </w:rPr>
-        <w:t>Ctrl</w:t>
-      </w:r>
-      <w:proofErr w:type="spellEnd"/>
-    </w:p>
-    <w:p>
-      <w:pPr>
-        <w:pStyle w:val="CodeBlock"/>
-        <w:shd w:val="clear" w:color="auto" w:fill="F2F2F2"/>
-        <w:rPr>
-          <w:sz w:val="18"/>
-          <w:lang w:val="es-EC"/>
-        </w:rPr>
-      </w:pPr>
-      <w:proofErr w:type="spellStart"/>
-      <w:r>
-        <w:rPr>
-          <w:sz w:val="18"/>
-          <w:lang w:val="es-EC"/>
-        </w:rPr>
-        <w:t>entity</w:t>
-      </w:r>
-      <w:proofErr w:type="spellEnd"/>
-      <w:r>
-        <w:rPr>
-          <w:sz w:val="18"/>
-          <w:lang w:val="es-EC"/>
-        </w:rPr>
-        <w:t xml:space="preserve"> "Empleado" as </w:t>
-      </w:r>
-      <w:proofErr w:type="spellStart"/>
-      <w:r>
-        <w:rPr>
-          <w:sz w:val="18"/>
-          <w:lang w:val="es-EC"/>
-        </w:rPr>
-        <w:t>Emp</w:t>
-      </w:r>
-      <w:proofErr w:type="spellEnd"/>
-    </w:p>
-    <w:p>
-      <w:pPr>
-        <w:pStyle w:val="CodeBlock"/>
-        <w:shd w:val="clear" w:color="auto" w:fill="F2F2F2"/>
-        <w:rPr>
-          <w:sz w:val="18"/>
-          <w:lang w:val="es-EC"/>
-        </w:rPr>
-      </w:pPr>
-    </w:p>
-    <w:p>
-      <w:pPr>
-        <w:pStyle w:val="CodeBlock"/>
-        <w:shd w:val="clear" w:color="auto" w:fill="F2F2F2"/>
-        <w:rPr>
-          <w:sz w:val="18"/>
-          <w:lang w:val="es-EC"/>
-        </w:rPr>
-      </w:pPr>
-      <w:r>
-        <w:rPr>
-          <w:sz w:val="18"/>
-          <w:lang w:val="es-EC"/>
-        </w:rPr>
-        <w:t xml:space="preserve">Jefe --&gt; </w:t>
-      </w:r>
-      <w:proofErr w:type="gramStart"/>
-      <w:r>
-        <w:rPr>
-          <w:sz w:val="18"/>
-          <w:lang w:val="es-EC"/>
-        </w:rPr>
-        <w:t>UI :</w:t>
-      </w:r>
-      <w:proofErr w:type="gramEnd"/>
-      <w:r>
-        <w:rPr>
-          <w:sz w:val="18"/>
-          <w:lang w:val="es-EC"/>
-        </w:rPr>
-        <w:t xml:space="preserve"> selecciona Crear/Editar/Eliminar</w:t>
+        <w:t>control "Control Empleado" as Ctrl</w:t>
       </w:r>
     </w:p>
     <w:p>
@@ -4609,32 +3348,7 @@
           <w:sz w:val="18"/>
           <w:lang w:val="es-EC"/>
         </w:rPr>
-        <w:t xml:space="preserve">UI --&gt; </w:t>
-      </w:r>
-      <w:proofErr w:type="spellStart"/>
-      <w:proofErr w:type="gramStart"/>
-      <w:r>
-        <w:rPr>
-          <w:sz w:val="18"/>
-          <w:lang w:val="es-EC"/>
-        </w:rPr>
-        <w:t>Ctrl</w:t>
-      </w:r>
-      <w:proofErr w:type="spellEnd"/>
-      <w:r>
-        <w:rPr>
-          <w:sz w:val="18"/>
-          <w:lang w:val="es-EC"/>
-        </w:rPr>
-        <w:t xml:space="preserve"> :</w:t>
-      </w:r>
-      <w:proofErr w:type="gramEnd"/>
-      <w:r>
-        <w:rPr>
-          <w:sz w:val="18"/>
-          <w:lang w:val="es-EC"/>
-        </w:rPr>
-        <w:t xml:space="preserve"> envía Cédula, Nombre, Rol y Correo</w:t>
+        <w:t>entity "Empleado" as Emp</w:t>
       </w:r>
     </w:p>
     <w:p>
@@ -4646,46 +3360,22 @@
           <w:lang w:val="es-EC"/>
         </w:rPr>
       </w:pPr>
-      <w:proofErr w:type="spellStart"/>
-      <w:r>
+    </w:p>
+    <w:p>
+      <w:pPr>
+        <w:pStyle w:val="CodeBlock"/>
+        <w:shd w:val="clear" w:color="auto" w:fill="F2F2F2"/>
         <w:rPr>
           <w:sz w:val="18"/>
           <w:lang w:val="es-EC"/>
         </w:rPr>
-        <w:t>Ctrl</w:t>
-      </w:r>
-      <w:proofErr w:type="spellEnd"/>
+      </w:pPr>
       <w:r>
         <w:rPr>
           <w:sz w:val="18"/>
           <w:lang w:val="es-EC"/>
         </w:rPr>
-        <w:t xml:space="preserve"> --&gt; </w:t>
-      </w:r>
-      <w:proofErr w:type="spellStart"/>
-      <w:proofErr w:type="gramStart"/>
-      <w:r>
-        <w:rPr>
-          <w:sz w:val="18"/>
-          <w:lang w:val="es-EC"/>
-        </w:rPr>
-        <w:t>Emp</w:t>
-      </w:r>
-      <w:proofErr w:type="spellEnd"/>
-      <w:r>
-        <w:rPr>
-          <w:sz w:val="18"/>
-          <w:lang w:val="es-EC"/>
-        </w:rPr>
-        <w:t xml:space="preserve"> :</w:t>
-      </w:r>
-      <w:proofErr w:type="gramEnd"/>
-      <w:r>
-        <w:rPr>
-          <w:sz w:val="18"/>
-          <w:lang w:val="es-EC"/>
-        </w:rPr>
-        <w:t xml:space="preserve"> persiste/actualiza datos del empleado</w:t>
+        <w:t>Jefe --&gt; UI : selecciona Crear/Editar/Eliminar</w:t>
       </w:r>
     </w:p>
     <w:p>
@@ -4697,37 +3387,46 @@
           <w:lang w:val="es-EC"/>
         </w:rPr>
       </w:pPr>
-      <w:proofErr w:type="spellStart"/>
       <w:r>
         <w:rPr>
           <w:sz w:val="18"/>
           <w:lang w:val="es-EC"/>
         </w:rPr>
-        <w:t>Ctrl</w:t>
+        <w:t>UI --&gt; Ctrl : envía Cédula, Nombre, Rol y Correo</w:t>
       </w:r>
-      <w:proofErr w:type="spellEnd"/>
-      <w:r>
+    </w:p>
+    <w:p>
+      <w:pPr>
+        <w:pStyle w:val="CodeBlock"/>
+        <w:shd w:val="clear" w:color="auto" w:fill="F2F2F2"/>
         <w:rPr>
           <w:sz w:val="18"/>
           <w:lang w:val="es-EC"/>
         </w:rPr>
-        <w:t xml:space="preserve"> --&gt; </w:t>
-      </w:r>
-      <w:proofErr w:type="gramStart"/>
+      </w:pPr>
       <w:r>
         <w:rPr>
           <w:sz w:val="18"/>
           <w:lang w:val="es-EC"/>
         </w:rPr>
-        <w:t>UI :</w:t>
+        <w:t>Ctrl --&gt; Emp : persiste/actualiza datos del empleado</w:t>
       </w:r>
-      <w:proofErr w:type="gramEnd"/>
-      <w:r>
+    </w:p>
+    <w:p>
+      <w:pPr>
+        <w:pStyle w:val="CodeBlock"/>
+        <w:shd w:val="clear" w:color="auto" w:fill="F2F2F2"/>
         <w:rPr>
           <w:sz w:val="18"/>
           <w:lang w:val="es-EC"/>
         </w:rPr>
-        <w:t xml:space="preserve"> confirma éxito y muestra credenciales</w:t>
+      </w:pPr>
+      <w:r>
+        <w:rPr>
+          <w:sz w:val="18"/>
+          <w:lang w:val="es-EC"/>
+        </w:rPr>
+        <w:t>Ctrl --&gt; UI : confirma éxito y muestra credenciales</w:t>
       </w:r>
     </w:p>
     <w:p>
@@ -4774,7 +3473,7 @@
                     <pic:cNvPicPr/>
                   </pic:nvPicPr>
                   <pic:blipFill>
-                    <a:blip r:embed="rId9"/>
+                    <a:blip r:embed="rId10"/>
                     <a:stretch>
                       <a:fillRect/>
                     </a:stretch>
@@ -4806,21 +3505,7 @@
         <w:rPr>
           <w:lang w:val="es-EC"/>
         </w:rPr>
-        <w:t xml:space="preserve">Descripción de los componentes (Análisis </w:t>
-      </w:r>
-      <w:proofErr w:type="spellStart"/>
-      <w:r>
-        <w:rPr>
-          <w:lang w:val="es-EC"/>
-        </w:rPr>
-        <w:t>TekMess</w:t>
-      </w:r>
-      <w:proofErr w:type="spellEnd"/>
-      <w:r>
-        <w:rPr>
-          <w:lang w:val="es-EC"/>
-        </w:rPr>
-        <w:t>)</w:t>
+        <w:t>Descripción de los componentes (Análisis TekMess)</w:t>
       </w:r>
     </w:p>
     <w:p>
@@ -4839,35 +3524,7 @@
         <w:rPr>
           <w:lang w:val="es-EC"/>
         </w:rPr>
-        <w:t>Frontera (</w:t>
-      </w:r>
-      <w:proofErr w:type="spellStart"/>
-      <w:r>
-        <w:rPr>
-          <w:lang w:val="es-EC"/>
-        </w:rPr>
-        <w:t>Boundary</w:t>
-      </w:r>
-      <w:proofErr w:type="spellEnd"/>
-      <w:r>
-        <w:rPr>
-          <w:lang w:val="es-EC"/>
-        </w:rPr>
-        <w:t xml:space="preserve">): Representa la interfaz donde el </w:t>
-      </w:r>
-      <w:proofErr w:type="gramStart"/>
-      <w:r>
-        <w:rPr>
-          <w:lang w:val="es-EC"/>
-        </w:rPr>
-        <w:t>Jefe</w:t>
-      </w:r>
-      <w:proofErr w:type="gramEnd"/>
-      <w:r>
-        <w:rPr>
-          <w:lang w:val="es-EC"/>
-        </w:rPr>
-        <w:t xml:space="preserve"> de Logística ingresa los datos de los guardias o supervisores</w:t>
+        <w:t>Frontera (Boundary): Representa la interfaz donde el Jefe de Logística ingresa los datos de los guardias o supervisores</w:t>
       </w:r>
     </w:p>
     <w:p>
@@ -4905,21 +3562,7 @@
         <w:rPr>
           <w:lang w:val="es-EC"/>
         </w:rPr>
-        <w:t>Entidad (</w:t>
-      </w:r>
-      <w:proofErr w:type="spellStart"/>
-      <w:r>
-        <w:rPr>
-          <w:lang w:val="es-EC"/>
-        </w:rPr>
-        <w:t>Entity</w:t>
-      </w:r>
-      <w:proofErr w:type="spellEnd"/>
-      <w:r>
-        <w:rPr>
-          <w:lang w:val="es-EC"/>
-        </w:rPr>
-        <w:t>): Representa el objeto Empleado que se almacena en la base de datos PostgreSQL con sus atributos de identificación y rol</w:t>
+        <w:t>Entidad (Entity): Representa el objeto Empleado que se almacena en la base de datos PostgreSQL con sus atributos de identificación y rol</w:t>
       </w:r>
     </w:p>
     <w:p>
@@ -4934,7 +3577,6 @@
         <w:rPr>
           <w:lang w:val="es-EC"/>
         </w:rPr>
-        <w:lastRenderedPageBreak/>
         <w:t>9</w:t>
       </w:r>
       <w:r>
@@ -4982,13 +3624,8 @@
           </w:tcPr>
           <w:p>
             <w:r>
-              <w:t xml:space="preserve">Caso de </w:t>
-            </w:r>
-            <w:proofErr w:type="spellStart"/>
-            <w:r>
-              <w:t>uso</w:t>
-            </w:r>
-            <w:proofErr w:type="spellEnd"/>
+              <w:t>Caso de uso</w:t>
+            </w:r>
           </w:p>
         </w:tc>
         <w:tc>
@@ -5008,11 +3645,9 @@
             <w:shd w:val="clear" w:color="auto" w:fill="1F4E79"/>
           </w:tcPr>
           <w:p>
-            <w:proofErr w:type="spellStart"/>
             <w:r>
               <w:t>Prioridad</w:t>
             </w:r>
-            <w:proofErr w:type="spellEnd"/>
           </w:p>
         </w:tc>
         <w:tc>
@@ -5021,19 +3656,9 @@
             <w:shd w:val="clear" w:color="auto" w:fill="1F4E79"/>
           </w:tcPr>
           <w:p>
-            <w:proofErr w:type="spellStart"/>
-            <w:r>
-              <w:t>Criterio</w:t>
-            </w:r>
-            <w:proofErr w:type="spellEnd"/>
-            <w:r>
-              <w:t xml:space="preserve"> de </w:t>
-            </w:r>
-            <w:proofErr w:type="spellStart"/>
-            <w:r>
-              <w:t>aceptación</w:t>
-            </w:r>
-            <w:proofErr w:type="spellEnd"/>
+            <w:r>
+              <w:t>Criterio de aceptación</w:t>
+            </w:r>
           </w:p>
         </w:tc>
         <w:tc>
@@ -5042,19 +3667,9 @@
             <w:shd w:val="clear" w:color="auto" w:fill="1F4E79"/>
           </w:tcPr>
           <w:p>
-            <w:proofErr w:type="spellStart"/>
-            <w:r>
-              <w:t>Evidencia</w:t>
-            </w:r>
-            <w:proofErr w:type="spellEnd"/>
-            <w:r>
-              <w:t xml:space="preserve"> </w:t>
-            </w:r>
-            <w:proofErr w:type="spellStart"/>
-            <w:r>
-              <w:t>PlantUML</w:t>
-            </w:r>
-            <w:proofErr w:type="spellEnd"/>
+            <w:r>
+              <w:t>Evidencia PlantUML</w:t>
+            </w:r>
           </w:p>
         </w:tc>
       </w:tr>
@@ -5078,19 +3693,9 @@
             <w:tcW w:w="1655" w:type="dxa"/>
           </w:tcPr>
           <w:p>
-            <w:proofErr w:type="spellStart"/>
-            <w:r>
-              <w:t>Crear</w:t>
-            </w:r>
-            <w:proofErr w:type="spellEnd"/>
-            <w:r>
-              <w:t xml:space="preserve"> </w:t>
-            </w:r>
-            <w:proofErr w:type="spellStart"/>
-            <w:r>
-              <w:t>empleado</w:t>
-            </w:r>
-            <w:proofErr w:type="spellEnd"/>
+            <w:r>
+              <w:t>Crear empleado</w:t>
+            </w:r>
           </w:p>
         </w:tc>
         <w:tc>
@@ -5099,13 +3704,8 @@
           </w:tcPr>
           <w:p>
             <w:r>
-              <w:t xml:space="preserve">Jefe de </w:t>
-            </w:r>
-            <w:proofErr w:type="spellStart"/>
-            <w:r>
-              <w:t>Logística</w:t>
-            </w:r>
-            <w:proofErr w:type="spellEnd"/>
+              <w:t>Jefe de Logística</w:t>
+            </w:r>
           </w:p>
         </w:tc>
         <w:tc>
@@ -5158,7 +3758,7 @@
           </w:tcPr>
           <w:p>
             <w:r>
-              <w:t>RF-01.05</w:t>
+              <w:t>RF-01.02</w:t>
             </w:r>
           </w:p>
         </w:tc>
@@ -5167,19 +3767,9 @@
             <w:tcW w:w="1655" w:type="dxa"/>
           </w:tcPr>
           <w:p>
-            <w:proofErr w:type="spellStart"/>
-            <w:r>
-              <w:t>Editar</w:t>
-            </w:r>
-            <w:proofErr w:type="spellEnd"/>
-            <w:r>
-              <w:t xml:space="preserve"> </w:t>
-            </w:r>
-            <w:proofErr w:type="spellStart"/>
-            <w:r>
-              <w:t>empleado</w:t>
-            </w:r>
-            <w:proofErr w:type="spellEnd"/>
+            <w:r>
+              <w:t>Consultar Empleado</w:t>
+            </w:r>
           </w:p>
         </w:tc>
         <w:tc>
@@ -5188,13 +3778,8 @@
           </w:tcPr>
           <w:p>
             <w:r>
-              <w:t xml:space="preserve">Jefe de </w:t>
-            </w:r>
-            <w:proofErr w:type="spellStart"/>
-            <w:r>
-              <w:t>Logística</w:t>
-            </w:r>
-            <w:proofErr w:type="spellEnd"/>
+              <w:t>Jefe de Logística</w:t>
+            </w:r>
           </w:p>
         </w:tc>
         <w:tc>
@@ -5221,7 +3806,7 @@
               <w:rPr>
                 <w:lang w:val="es-EC"/>
               </w:rPr>
-              <w:t>El sistema permite actualizar datos sensibles (excepto cédula).</w:t>
+              <w:t>Se muestran todos los registros almacenados sobre los empleaddos</w:t>
             </w:r>
           </w:p>
         </w:tc>
@@ -5247,7 +3832,7 @@
           </w:tcPr>
           <w:p>
             <w:r>
-              <w:t>RF-01.06</w:t>
+              <w:t>RF-01.05</w:t>
             </w:r>
           </w:p>
         </w:tc>
@@ -5256,19 +3841,9 @@
             <w:tcW w:w="1655" w:type="dxa"/>
           </w:tcPr>
           <w:p>
-            <w:proofErr w:type="spellStart"/>
-            <w:r>
-              <w:t>Eliminar</w:t>
-            </w:r>
-            <w:proofErr w:type="spellEnd"/>
-            <w:r>
-              <w:t xml:space="preserve"> </w:t>
-            </w:r>
-            <w:proofErr w:type="spellStart"/>
-            <w:r>
-              <w:t>empleado</w:t>
-            </w:r>
-            <w:proofErr w:type="spellEnd"/>
+            <w:r>
+              <w:t>Editar empleado</w:t>
+            </w:r>
           </w:p>
         </w:tc>
         <w:tc>
@@ -5277,13 +3852,8 @@
           </w:tcPr>
           <w:p>
             <w:r>
-              <w:t xml:space="preserve">Jefe de </w:t>
-            </w:r>
-            <w:proofErr w:type="spellStart"/>
-            <w:r>
-              <w:t>Logística</w:t>
-            </w:r>
-            <w:proofErr w:type="spellEnd"/>
+              <w:t>Jefe de Logística</w:t>
+            </w:r>
           </w:p>
         </w:tc>
         <w:tc>
@@ -5292,7 +3862,7 @@
           </w:tcPr>
           <w:p>
             <w:r>
-              <w:t>Media</w:t>
+              <w:t>Alta</w:t>
             </w:r>
           </w:p>
         </w:tc>
@@ -5310,7 +3880,7 @@
               <w:rPr>
                 <w:lang w:val="es-EC"/>
               </w:rPr>
-              <w:t>El sistema marca al empleado como inactivo y bloquea su acceso.</w:t>
+              <w:t>El sistema permite actualizar datos sensibles (excepto cédula).</w:t>
             </w:r>
           </w:p>
         </w:tc>
@@ -5320,7 +3890,10 @@
           </w:tcPr>
           <w:p>
             <w:r>
-              <w:t>UC3</w:t>
+              <w:t>UC</w:t>
+            </w:r>
+            <w:r>
+              <w:t>3</w:t>
             </w:r>
           </w:p>
         </w:tc>
@@ -5336,7 +3909,8 @@
           </w:tcPr>
           <w:p>
             <w:r>
-              <w:t>NF-02</w:t>
+              <w:lastRenderedPageBreak/>
+              <w:t>RF-01.06</w:t>
             </w:r>
           </w:p>
         </w:tc>
@@ -5346,13 +3920,8 @@
           </w:tcPr>
           <w:p>
             <w:r>
-              <w:t xml:space="preserve">Validar </w:t>
-            </w:r>
-            <w:proofErr w:type="spellStart"/>
-            <w:r>
-              <w:t>identidad</w:t>
-            </w:r>
-            <w:proofErr w:type="spellEnd"/>
+              <w:t>Eliminar empleado</w:t>
+            </w:r>
           </w:p>
         </w:tc>
         <w:tc>
@@ -5361,7 +3930,7 @@
           </w:tcPr>
           <w:p>
             <w:r>
-              <w:t>Sistema</w:t>
+              <w:t>Jefe de Logística</w:t>
             </w:r>
           </w:p>
         </w:tc>
@@ -5371,7 +3940,7 @@
           </w:tcPr>
           <w:p>
             <w:r>
-              <w:t>Alta</w:t>
+              <w:t>Media</w:t>
             </w:r>
           </w:p>
         </w:tc>
@@ -5389,7 +3958,7 @@
               <w:rPr>
                 <w:lang w:val="es-EC"/>
               </w:rPr>
-              <w:t>Se impide el acceso si el código OTP es incorrecto o expiró</w:t>
+              <w:t>El sistema marca al empleado como inactivo y bloquea su acceso.</w:t>
             </w:r>
           </w:p>
         </w:tc>
@@ -5399,7 +3968,87 @@
           </w:tcPr>
           <w:p>
             <w:r>
-              <w:t>UC4</w:t>
+              <w:t>UC</w:t>
+            </w:r>
+            <w:r>
+              <w:t>4</w:t>
+            </w:r>
+          </w:p>
+        </w:tc>
+      </w:tr>
+      <w:tr>
+        <w:trPr>
+          <w:cantSplit/>
+          <w:jc w:val="center"/>
+        </w:trPr>
+        <w:tc>
+          <w:tcPr>
+            <w:tcW w:w="1653" w:type="dxa"/>
+          </w:tcPr>
+          <w:p>
+            <w:r>
+              <w:t>NF-02</w:t>
+            </w:r>
+          </w:p>
+        </w:tc>
+        <w:tc>
+          <w:tcPr>
+            <w:tcW w:w="1655" w:type="dxa"/>
+          </w:tcPr>
+          <w:p>
+            <w:r>
+              <w:t>Validar identidad</w:t>
+            </w:r>
+          </w:p>
+        </w:tc>
+        <w:tc>
+          <w:tcPr>
+            <w:tcW w:w="1654" w:type="dxa"/>
+          </w:tcPr>
+          <w:p>
+            <w:r>
+              <w:t>Sistema</w:t>
+            </w:r>
+          </w:p>
+        </w:tc>
+        <w:tc>
+          <w:tcPr>
+            <w:tcW w:w="1654" w:type="dxa"/>
+          </w:tcPr>
+          <w:p>
+            <w:r>
+              <w:t>Alta</w:t>
+            </w:r>
+          </w:p>
+        </w:tc>
+        <w:tc>
+          <w:tcPr>
+            <w:tcW w:w="1655" w:type="dxa"/>
+          </w:tcPr>
+          <w:p>
+            <w:pPr>
+              <w:rPr>
+                <w:lang w:val="es-EC"/>
+              </w:rPr>
+            </w:pPr>
+            <w:r>
+              <w:rPr>
+                <w:lang w:val="es-EC"/>
+              </w:rPr>
+              <w:t>Se impide el acceso si el código OTP es incorrecto o expiró</w:t>
+            </w:r>
+          </w:p>
+        </w:tc>
+        <w:tc>
+          <w:tcPr>
+            <w:tcW w:w="1655" w:type="dxa"/>
+          </w:tcPr>
+          <w:p>
+            <w:r>
+              <w:t>UC</w:t>
+            </w:r>
+            <w:r>
+              <w:t>5</w:t>
             </w:r>
           </w:p>
         </w:tc>
@@ -5411,21 +4060,8 @@
         <w:spacing w:after="120" w:line="252" w:lineRule="auto"/>
       </w:pPr>
       <w:r>
-        <w:t xml:space="preserve">10. Fuentes </w:t>
+        <w:t>10. Fuentes internas consultadas</w:t>
       </w:r>
-      <w:proofErr w:type="spellStart"/>
-      <w:r>
-        <w:t>internas</w:t>
-      </w:r>
-      <w:proofErr w:type="spellEnd"/>
-      <w:r>
-        <w:t xml:space="preserve"> </w:t>
-      </w:r>
-      <w:proofErr w:type="spellStart"/>
-      <w:r>
-        <w:t>consultadas</w:t>
-      </w:r>
-      <w:proofErr w:type="spellEnd"/>
     </w:p>
     <w:p>
       <w:pPr>
@@ -5480,8 +4116,8 @@
       </w:pPr>
     </w:p>
     <w:sectPr>
-      <w:headerReference w:type="default" r:id="rId10"/>
-      <w:footerReference w:type="default" r:id="rId11"/>
+      <w:headerReference w:type="default" r:id="rId11"/>
+      <w:footerReference w:type="default" r:id="rId12"/>
       <w:pgSz w:w="12240" w:h="15840"/>
       <w:pgMar w:top="1008" w:right="1152" w:bottom="1008" w:left="1152" w:header="720" w:footer="720" w:gutter="0"/>
       <w:cols w:space="720"/>
@@ -5579,36 +4215,16 @@
         <w:sz w:val="16"/>
         <w:lang w:val="es-EC"/>
       </w:rPr>
-      <w:t xml:space="preserve">Guía </w:t>
+      <w:t xml:space="preserve">Guía PlantUML | Casos de uso de análisis | </w:t>
     </w:r>
-    <w:proofErr w:type="spellStart"/>
     <w:r>
       <w:rPr>
         <w:color w:val="646464"/>
         <w:sz w:val="16"/>
         <w:lang w:val="es-EC"/>
       </w:rPr>
-      <w:t>PlantUML</w:t>
-    </w:r>
-    <w:proofErr w:type="spellEnd"/>
-    <w:r>
-      <w:rPr>
-        <w:color w:val="646464"/>
-        <w:sz w:val="16"/>
-        <w:lang w:val="es-EC"/>
-      </w:rPr>
-      <w:t xml:space="preserve"> | Casos de uso de análisis | </w:t>
-    </w:r>
-    <w:proofErr w:type="spellStart"/>
-    <w:r>
-      <w:rPr>
-        <w:color w:val="646464"/>
-        <w:sz w:val="16"/>
-        <w:lang w:val="es-EC"/>
-      </w:rPr>
       <w:t>TeKMess</w:t>
     </w:r>
-    <w:proofErr w:type="spellEnd"/>
   </w:p>
 </w:hdr>
 </file>
